--- a/docs/rapporten/plan-van-aanpak-v2.docx
+++ b/docs/rapporten/plan-van-aanpak-v2.docx
@@ -7,7 +7,7 @@
         <w:pStyle w:val="Heading1"/>
       </w:pPr>
       <w:r>
-        <w:t>Plan van Aanpak Almere: AZWA D5, D6 en D7 (Bijlage D5 werkagenda)</w:t>
+        <w:t>Plan van aanpak AZWA Almere</w:t>
       </w:r>
     </w:p>
     <w:p>
@@ -15,10 +15,10 @@
         <w:rPr>
           <w:b/>
         </w:rPr>
-        <w:t>Versie 2: uitgebreid</w:t>
+        <w:t>Versie 2: uitgebreider</w:t>
       </w:r>
       <w:r>
-        <w:t xml:space="preserve"> Bron: Aanvullend Zorg- en Welzijnsakkoord, versie 1.0, augustus 2025. Content p60-66 (D5, D6, D7) en p100-104 (Bijlage D5, Basisfunctionaliteiten samenwerking zorgdomein en sociaal domein). Peildatum: 2026-04-22.</w:t>
+        <w:t xml:space="preserve"> Peildatum: 2026-04-22. Datagrondslag: `data/site/site_almere_view.json`, `data/extracted/municipal/almere_current_view.json`, `data/extracted/qc_report.json` en de gekoppelde bronset in de repository.</w:t>
       </w:r>
     </w:p>
     <w:p>
@@ -31,12 +31,68 @@
     </w:p>
     <w:p>
       <w:r>
-        <w:t>Het AZWA bouwt voort op het IZA en het GALA en legt afspraken vast over een duurzame beweging van zorg naar gezondheid en welbevinden. De afspraken die gemeente Almere het meest direct raken, staan op p60-66: D5 versterken samenwerking op het snijvlak (eerstelijns)zorgdomein en sociaal domein, D6 inrichting basisinfrastructuur in het sociaal domein en D7 voldoende participatie voor de invulling van avond-, nacht-, weekend- en crisisdiensten.</w:t>
+        <w:t>De actuele bronbasis in deze repository laat voor Almere een herkenbare landelijke basis voor AZWA zien, maar ook dat de lokale vertaling nog niet op alle punten expliciet is vastgelegd. Dat beeld is per 22 april 2026 gebaseerd op de combinatie van landelijke en lokale bronnen, met name:</w:t>
+      </w:r>
+    </w:p>
+    <w:p>
+      <w:pPr>
+        <w:pStyle w:val="ListBullet"/>
+      </w:pPr>
+      <w:r>
+        <w:t>Aanvullend Zorg- en Welzijnsakkoord (AZWA) definitief van 31 augustus 2025;</w:t>
+      </w:r>
+    </w:p>
+    <w:p>
+      <w:pPr>
+        <w:pStyle w:val="ListBullet"/>
+      </w:pPr>
+      <w:r>
+        <w:t>CW 3.1 kader basisfunctionaliteiten en basisinfrastructuur D5 en D6 van 10 maart 2026;</w:t>
+      </w:r>
+    </w:p>
+    <w:p>
+      <w:pPr>
+        <w:pStyle w:val="ListBullet"/>
+      </w:pPr>
+      <w:r>
+        <w:t>Kamerbrief inzake voortgang IZA/AZWA van 9 april 2026;</w:t>
+      </w:r>
+    </w:p>
+    <w:p>
+      <w:pPr>
+        <w:pStyle w:val="ListBullet"/>
+      </w:pPr>
+      <w:r>
+        <w:t>Visie Gezondheidsbeleid Almere 2024-2026;</w:t>
+      </w:r>
+    </w:p>
+    <w:p>
+      <w:pPr>
+        <w:pStyle w:val="ListBullet"/>
+      </w:pPr>
+      <w:r>
+        <w:t>Maatschappelijke agenda 2024-2034;</w:t>
+      </w:r>
+    </w:p>
+    <w:p>
+      <w:pPr>
+        <w:pStyle w:val="ListBullet"/>
+      </w:pPr>
+      <w:r>
+        <w:t>Transformatieplan Positief Gezond Almere en de SEO-businesscase;</w:t>
+      </w:r>
+    </w:p>
+    <w:p>
+      <w:pPr>
+        <w:pStyle w:val="ListBullet"/>
+      </w:pPr>
+      <w:r>
+        <w:t>Informatiepagina Sociaal Domein en Sociale staat van Almere.</w:t>
       </w:r>
     </w:p>
     <w:p>
       <w:r>
-        <w:t>Bijlage D5 op p100-104 werkt het mechanisme uit: landelijk wordt het "wat" afgesproken (basisfunctionaliteiten, criteria en een landelijke gereedschapskist) en lokaal bepaalt Almere het "hoe". De afspraken zijn wederkerig en gaan over concrete basisfunctionaliteiten op het snijvlak van het sociaal domein en het zorgdomein. Voor Almere betekent dit een gerichte, meerjarige lokale vertaling met bestuurlijke aanspreekbaarheid en een heldere koppeling aan bestaande structuren zoals het IZA-regioplan Flevoland en de rol van GGD Flevoland.</w:t>
+        <w:t>De kern van dit plan van aanpak is daarom eenvoudig: Almere hoeft de landelijke lijn niet opnieuw te ontwerpen, maar moet haar eigen vertaling bestuurlijk expliciet maken, regionaal verbinden en financieel en organisatorisch uitvoerbaar inrichten. De focus ligt op D5 en D6, omdat de huidige dataset en Almere-view in deze repository daarop zijn ingericht.</w:t>
       </w:r>
     </w:p>
     <w:p>
@@ -49,84 +105,118 @@
     </w:p>
     <w:p>
       <w:r>
-        <w:t>De inhoudelijke opgave valt uiteen in vier blokken.</w:t>
+        <w:t>De huidige lokale documenten laten zien dat Almere al duidelijke inhoudelijke bouwstenen heeft. De SEO-businesscase en het Transformatieplan Positief Gezond Almere geven aanknopingspunten voor domeinoverstijgende samenwerking, verschuiving naar gezondheid en veerkracht, mentale gezondheidsnetwerken en digitale of operationele infrastructuur. De Visie Gezondheidsbeleid Almere 2024-2026, de Maatschappelijke agenda 2024-2034, de Informatiepagina Sociaal Domein en de Sociale staat van Almere bieden aanvullende lokale context.</w:t>
       </w:r>
     </w:p>
     <w:p>
       <w:r>
-        <w:rPr>
-          <w:b/>
-        </w:rPr>
-        <w:t>Basisfunctionaliteiten (D5), vier leefgebieden</w:t>
+        <w:t>Tegelijk laat de Almere-view zien dat precies op de bestuurlijke vertaling nog hiaten zitten. De vier data-gestuurde hoofdopgaven zijn:</w:t>
       </w:r>
+    </w:p>
+    <w:p>
+      <w:pPr>
+        <w:pStyle w:val="ListBullet"/>
+      </w:pPr>
       <w:r>
-        <w:t xml:space="preserve"> (p60, p102): Kansrijk opgroeien, Gezonde leefstijl, Mentale gezondheid en Vitaal ouder worden. Het verminderen van gezondheidsachterstanden en vergroten van zelfredzaamheid loopt als rode draad door deze vier thema's.</w:t>
+        <w:t>Lokale vertaling van D5 nog niet expliciet vastgelegd.</w:t>
+      </w:r>
+    </w:p>
+    <w:p>
+      <w:pPr>
+        <w:pStyle w:val="ListBullet"/>
+      </w:pPr>
+      <w:r>
+        <w:t>Lokale D6-structuur nog niet expliciet beschreven.</w:t>
+      </w:r>
+    </w:p>
+    <w:p>
+      <w:pPr>
+        <w:pStyle w:val="ListBullet"/>
+      </w:pPr>
+      <w:r>
+        <w:t>Lokale verdeling van middelen nog niet expliciet zichtbaar.</w:t>
+      </w:r>
+    </w:p>
+    <w:p>
+      <w:pPr>
+        <w:pStyle w:val="ListBullet"/>
+      </w:pPr>
+      <w:r>
+        <w:t>Lokale monitoring nog niet expliciet gekoppeld aan regionale en landelijke cyclus.</w:t>
       </w:r>
     </w:p>
     <w:p>
       <w:r>
-        <w:rPr>
-          <w:b/>
-        </w:rPr>
-        <w:t>D5 basisfunctionaliteiten reeds onderbouwd</w:t>
+        <w:t>Deze vier opgaven vallen rechtstreeks samen met de bestuurlijke keuzevragen die de dataset voor Almere markeert:</w:t>
       </w:r>
+    </w:p>
+    <w:p>
+      <w:pPr>
+        <w:pStyle w:val="ListBullet"/>
+      </w:pPr>
       <w:r>
-        <w:t xml:space="preserve"> (Tabel 1, p61): laagdrempelige steunpunten EPA, Sociaal Verwijzen (mentale gezondheid); Valpreventie (vitaal ouder worden); Ketenaanpak overgewicht en obesitas volwassenen (GLI) (gezonde leefstijl); Kansrijke start met integrale gezinspoli en Nu Niet Zwanger (kansrijk opgroeien).</w:t>
+        <w:t>Welke D5-interventies prioriteert Almere als eerste en voor welke doelgroepen?</w:t>
+      </w:r>
+    </w:p>
+    <w:p>
+      <w:pPr>
+        <w:pStyle w:val="ListBullet"/>
+      </w:pPr>
+      <w:r>
+        <w:t>Hoe organiseert Almere eigenaarschap, coordinatie en aanspreekbaarheid voor D6, lokale teams en wijkverbanden?</w:t>
+      </w:r>
+    </w:p>
+    <w:p>
+      <w:pPr>
+        <w:pStyle w:val="ListBullet"/>
+      </w:pPr>
+      <w:r>
+        <w:t>Hoe verdeelt Almere beschikbare D5/D6-middelen tussen directe interventies, infrastructuur en preventiegerichte versterking?</w:t>
+      </w:r>
+    </w:p>
+    <w:p>
+      <w:pPr>
+        <w:pStyle w:val="ListBullet"/>
+      </w:pPr>
+      <w:r>
+        <w:t>Welke KPI-set en welk reviewritme gebruikt Almere om lokaal, regionaal en landelijk in de pas te lopen?</w:t>
       </w:r>
     </w:p>
     <w:p>
       <w:r>
-        <w:rPr>
-          <w:b/>
-        </w:rPr>
-        <w:t>D5 ontwikkelagenda 1, Q1 2026 tot basisfunctionaliteit door te ontwikkelen</w:t>
-      </w:r>
-      <w:r>
-        <w:t xml:space="preserve"> (p60, p61): Mentale Gezondheidsnetwerken (onder andere Verkennend Gesprek), Ketenaanpak dementie (incl. preventie), Ketenaanpak overgewicht kinderen, Rookvrije start binnen Kansrijke Start, Multiproblematiek aanpak (NPLV).</w:t>
+        <w:t>Daarbij zijn er vier externe afhankelijkheden die niet genegeerd kunnen worden:</w:t>
       </w:r>
     </w:p>
     <w:p>
+      <w:pPr>
+        <w:pStyle w:val="ListBullet"/>
+      </w:pPr>
       <w:r>
-        <w:rPr>
-          <w:b/>
-        </w:rPr>
-        <w:t>D5 ontwikkelagenda deel 2, langere termijn</w:t>
-      </w:r>
-      <w:r>
-        <w:t xml:space="preserve"> (p61): aanpak eenzaamheid, wachttijd ondersteuning, lotgenotengroepen, toeleiden naar werk, verslavingspreventie, nicotinevrij, samenwerking ziekenhuis en gemeenten, seksuele gezondheid, middelengebruik (roken, vapen, drugs, alcohol), mentale gezondheid jeugd, stevig ouderschap, gokken/gamen, multiproblematiek aanpak, verhogen vaccinatiegraad, aanpak armoede en schulden.</w:t>
+        <w:t>de regionale digitale infrastructuur binnen de IZA/AZWA-regio Flevoland, voor zover die voor Almere relevant is;</w:t>
       </w:r>
     </w:p>
     <w:p>
+      <w:pPr>
+        <w:pStyle w:val="ListBullet"/>
+      </w:pPr>
       <w:r>
-        <w:rPr>
-          <w:b/>
-        </w:rPr>
-        <w:t>D6 basisinfrastructuur</w:t>
-      </w:r>
-      <w:r>
-        <w:t xml:space="preserve"> (p64, tabellen p64): inloopvoorzieningen sociaal en gezond (buurt en ziekenhuis, inclusief gezondheidsloketten), lokale teams aangesloten op hechte wijkverbanden eerstelijn (inclusief aansluiting jgz), coördinatie gemeenten, versterken samenwerking medisch (inclusief regie uitvoering basisfunctionaliteiten), (Mentale) gezonde school, lokale coalities Kansrijke Start, buursportcoaches, suïcidepreventie, middelen SPUK IZA.</w:t>
+        <w:t>de landelijke keuze voor de bekostigingsroute en inzet van middelen;</w:t>
       </w:r>
     </w:p>
     <w:p>
+      <w:pPr>
+        <w:pStyle w:val="ListBullet"/>
+      </w:pPr>
       <w:r>
-        <w:rPr>
-          <w:b/>
-        </w:rPr>
-        <w:t>D7 ANW- en crisisdiensten</w:t>
-      </w:r>
-      <w:r>
-        <w:t xml:space="preserve"> (p66-67): continuïteit van ANW- en crisisdiensten onder druk, specifiek in de ggz. Doelstelling: uiterlijk 1-1-2027 vanuit elke regio werkdruk verdeeld of robuuste continuïteit in dekking ANW/crisisdiensten ggz. Inschatting: 70% inzetbare psychiaters in de regio levert bijdrage in 2027. Almeerse rol is faciliterend; regio-partners en zorgverzekeraar zijn primair aan zet.</w:t>
+        <w:t>de rolverdeling tussen formeel mandaat, praktische coordinatie, uitvoering, sociaal domein, zorgpartijen en governance-structuren;</w:t>
       </w:r>
     </w:p>
     <w:p>
+      <w:pPr>
+        <w:pStyle w:val="ListBullet"/>
+      </w:pPr>
       <w:r>
-        <w:rPr>
-          <w:b/>
-        </w:rPr>
-        <w:t>Open vraagstukken in openbare Almere-documenten</w:t>
-      </w:r>
-      <w:r>
-        <w:t>: expliciete positionering van lokale teams binnen hechte wijkverbanden; wie coördineert (her)inrichting inloopvoorzieningen; hoe verhoudt de coördinerende rol van GGD Flevoland (regioplan/regiobeeld, kennis- en adviesfunctie, ketenaanpakken) zich tot gemeentelijke regie; hoe worden doorbraakmiddelen (landelijk €100 mln in 2027 en €100 mln in 2028, p63) lokaal ontsloten via Zvw-aanbiederplannen.</w:t>
+        <w:t>de landelijke D5/D6- en monitoringscyclus richting 2028.</w:t>
       </w:r>
     </w:p>
     <w:p>
@@ -138,11 +228,13 @@
       </w:r>
     </w:p>
     <w:p>
-      <w:pPr>
-        <w:pStyle w:val="ListBullet"/>
-      </w:pPr>
       <w:r>
-        <w:t>Alle vier leefgebieden door basisfunctionaliteiten onderbouwd in Almere vóór 2030 (landelijke einddatum dekking, p63), met tussentijdse herijking in 2028 (p62).</w:t>
+        <w:t>De ambitie is dat Almere in 2026 de stap zet van een impliciete naar een expliciete, bestuurlijk navolgbare AZWA-aanpak. Dat betekent niet alleen een beleidsdocument, maar een uitvoerbaar arrangement met duidelijke eigenaarschap, planning en financiering.</w:t>
+      </w:r>
+    </w:p>
+    <w:p>
+      <w:r>
+        <w:t>De doelstellingen zijn:</w:t>
       </w:r>
     </w:p>
     <w:p>
@@ -150,7 +242,7 @@
         <w:pStyle w:val="ListBullet"/>
       </w:pPr>
       <w:r>
-        <w:t>Stevige lokale teams uiterlijk Q4 2028 overal aangesloten binnen hechte wijkverbanden in Almere (p66).</w:t>
+        <w:t>uiterlijk in Q3 2026 een bestuurlijk gedragen lokale D5-werkagenda met expliciete prioriteiten, doelgroepen en interventielogica;</w:t>
       </w:r>
     </w:p>
     <w:p>
@@ -158,7 +250,7 @@
         <w:pStyle w:val="ListBullet"/>
       </w:pPr>
       <w:r>
-        <w:t>Almeerse inbreng in het regionale aanvullende plan (onderdeel van aangevuld IZA-regioplan) uiterlijk eind september 2026 (p63).</w:t>
+        <w:t>uiterlijk in Q3 2026 een regiemodel voor D6 met rolverdeling tussen gemeente, GGD-regio Flevoland, regionale partners, lokale teams en wijkverbanden;</w:t>
       </w:r>
     </w:p>
     <w:p>
@@ -166,7 +258,7 @@
         <w:pStyle w:val="ListBullet"/>
       </w:pPr>
       <w:r>
-        <w:t>Bijdrage aan robuuste continuïteit ANW- en crisisdiensten in Flevoland per 1-1-2027, inclusief ten minste 70% participatie van inzetbare psychiaters in de regio (p67).</w:t>
+        <w:t>uiterlijk in Q4 2026 een financieel arrangement voor 2027-2028, gekoppeld aan de meicirculaire 2026 en de begroting 2027;</w:t>
       </w:r>
     </w:p>
     <w:p>
@@ -174,7 +266,15 @@
         <w:pStyle w:val="ListBullet"/>
       </w:pPr>
       <w:r>
-        <w:t>Navolgbare, wederkerige verantwoording: gemeente, zorgverzekeraars en aanbieders gelijkwaardig aan tafel en wederzijds aanspreekbaar (p63, p101).</w:t>
+        <w:t>uiterlijk in Q4 2026 een monitoringsarrangement met een compacte KPI-set, halfjaarlijkse review en aansluiting op de landelijke herijking van 2028;</w:t>
+      </w:r>
+    </w:p>
+    <w:p>
+      <w:pPr>
+        <w:pStyle w:val="ListBullet"/>
+      </w:pPr>
+      <w:r>
+        <w:t>richting 2030 een bestendige lokale inbedding van de gekozen D5/D6-lijn.</w:t>
       </w:r>
     </w:p>
     <w:p>
@@ -192,8 +292,45 @@
         </w:rPr>
         <w:t>In scope</w:t>
       </w:r>
+    </w:p>
+    <w:p>
+      <w:pPr>
+        <w:pStyle w:val="ListBullet"/>
+      </w:pPr>
       <w:r>
-        <w:t>: D5 basisfunctionaliteiten onderbouwd (kolom 1 Tabel 1) en ontwikkelagenda 1 (kolom 2); D6 basisinfrastructuur (inloopvoorzieningen, lokale teams, (Mentale) gezonde school, coördinatie, buursportcoaches, suïcidepreventie, lokale coalities Kansrijke Start); regionale aanvullende plan september 2026; faciliterende Almeerse bijdrage aan D7; koppeling met gereedschapskist (o.a. Vallen Verleden Tijd, In Balans, Thuis Onbezorgd Mobiel, p63).</w:t>
+        <w:t>lokale vertaling van D5-prioriteiten, doelgroepen en interventiekeuzes;</w:t>
+      </w:r>
+    </w:p>
+    <w:p>
+      <w:pPr>
+        <w:pStyle w:val="ListBullet"/>
+      </w:pPr>
+      <w:r>
+        <w:t>bestuurlijke en organisatorische inrichting van D6, inclusief lokale teams, wijkverbanden en regionale aansluiting;</w:t>
+      </w:r>
+    </w:p>
+    <w:p>
+      <w:pPr>
+        <w:pStyle w:val="ListBullet"/>
+      </w:pPr>
+      <w:r>
+        <w:t>financiele vertaling naar meicirculaire 2026, begroting 2027 en startpakket 2027-2028;</w:t>
+      </w:r>
+    </w:p>
+    <w:p>
+      <w:pPr>
+        <w:pStyle w:val="ListBullet"/>
+      </w:pPr>
+      <w:r>
+        <w:t>monitoring, evaluatie, communicatie en participatie;</w:t>
+      </w:r>
+    </w:p>
+    <w:p>
+      <w:pPr>
+        <w:pStyle w:val="ListBullet"/>
+      </w:pPr>
+      <w:r>
+        <w:t>koppeling aan bestaande lokale lijnen zoals Positief Gezond Almere en de maatschappelijke agenda.</w:t>
       </w:r>
     </w:p>
     <w:p>
@@ -201,10 +338,39 @@
         <w:rPr>
           <w:b/>
         </w:rPr>
-        <w:t>Uit scope</w:t>
+        <w:t>Buiten scope</w:t>
       </w:r>
+    </w:p>
+    <w:p>
+      <w:pPr>
+        <w:pStyle w:val="ListBullet"/>
+      </w:pPr>
       <w:r>
-        <w:t>: ontwikkelagenda 2 (komt later); beheer landelijke gereedschapskist (valt onder ZN, VNG en VWS met kennispartners Zorginstituut, GGD GHOR Nederland, SWN, Trimbos, RIVM, Movisie, NJi, p103); wetgevingsverkenning verankering gezondheidstaken (VWS inventariseert, p66); individuele ggz-contractering (zorgverzekeraar); inrichting landelijke monitor (VWS).</w:t>
+        <w:t>heronderhandeling van landelijke AZWA-afspraken;</w:t>
+      </w:r>
+    </w:p>
+    <w:p>
+      <w:pPr>
+        <w:pStyle w:val="ListBullet"/>
+      </w:pPr>
+      <w:r>
+        <w:t>individuele contractering van zorg;</w:t>
+      </w:r>
+    </w:p>
+    <w:p>
+      <w:pPr>
+        <w:pStyle w:val="ListBullet"/>
+      </w:pPr>
+      <w:r>
+        <w:t>een volledig zelfstandige Almeerse uitwerking van D7;</w:t>
+      </w:r>
+    </w:p>
+    <w:p>
+      <w:pPr>
+        <w:pStyle w:val="ListBullet"/>
+      </w:pPr>
+      <w:r>
+        <w:t>landelijke normstelling, landelijke tools en landelijke monitorontwikkeling.</w:t>
       </w:r>
     </w:p>
     <w:p>
@@ -212,10 +378,10 @@
         <w:rPr>
           <w:b/>
         </w:rPr>
-        <w:t>Afbakening doorbraakmiddelen</w:t>
+        <w:t>Praktische afbakening</w:t>
       </w:r>
       <w:r>
-        <w:t>: Almere kan niet zelfstandig aanvragen voor doorbraakmiddelen; alleen meeliften op een Zvw-aanbiederplan, mits dat niet al over MGN of basisinfra gaat (p63 noot 33).</w:t>
+        <w:t xml:space="preserve"> Dit plan behandelt D7 alleen als regionaal raakvlak. De repository en de Almere-view zijn inhoudelijk vooral ingericht op D5 en D6. Dat is dus ook de primaire scope van deze rapportversies.</w:t>
       </w:r>
     </w:p>
     <w:p>
@@ -228,10 +394,15 @@
     </w:p>
     <w:p>
       <w:r>
+        <w:t>De gemeente Almere is eigenaar van de lokale vertaling. Dat vraagt om een compacte maar expliciete governance-structuur.</w:t>
+      </w:r>
+    </w:p>
+    <w:p>
+      <w:r>
         <w:rPr>
           <w:b/>
         </w:rPr>
-        <w:t>Gemeentelijke trekkers in Almere</w:t>
+        <w:t>Gemeente Almere</w:t>
       </w:r>
     </w:p>
     <w:p>
@@ -239,7 +410,7 @@
         <w:pStyle w:val="ListBullet"/>
       </w:pPr>
       <w:r>
-        <w:t>Portefeuillehouders sociaal domein en gezondheid (bestuurlijk).</w:t>
+        <w:t>bestuurlijk opdrachtgever: portefeuillehouders sociaal domein en gezondheid;</w:t>
       </w:r>
     </w:p>
     <w:p>
@@ -247,7 +418,7 @@
         <w:pStyle w:val="ListBullet"/>
       </w:pPr>
       <w:r>
-        <w:t>Programmamanager AZWA-D5/D6/D7 (ambtelijk).</w:t>
+        <w:t>ambtelijk trekker: programmamanager AZWA Almere;</w:t>
       </w:r>
     </w:p>
     <w:p>
@@ -255,7 +426,7 @@
         <w:pStyle w:val="ListBullet"/>
       </w:pPr>
       <w:r>
-        <w:t>Afdelingshoofden sociaal domein, publieke gezondheid en jeugd.</w:t>
+        <w:t>inhoudelijke trekkers: beleid sociaal domein, publieke gezondheid, jeugd, financien en monitoring.</w:t>
       </w:r>
     </w:p>
     <w:p>
@@ -271,7 +442,7 @@
         <w:pStyle w:val="ListBullet"/>
       </w:pPr>
       <w:r>
-        <w:t>GGD Flevoland: regionale coördinatie ketenaanpakken (valpreventie, overgewicht, Kansrijke Start), kennis- en adviesfunctie, verbinding regioplan/regiobeeld, (Mentale) gezonde school-advies (p65).</w:t>
+        <w:t>GGD-regio Flevoland voor kennis, preventie-infrastructuur, GGD-gebonden coordinatie en koppeling met beschikbare regionale monitoring;</w:t>
       </w:r>
     </w:p>
     <w:p>
@@ -279,7 +450,7 @@
         <w:pStyle w:val="ListBullet"/>
       </w:pPr>
       <w:r>
-        <w:t>Mandaatgemeente Flevoland: coördinatie regionaal aanvullend plan en afstemming met zorgverzekeraars (p63).</w:t>
+        <w:t>IZA/AZWA-regio Flevoland en mandaatstructuur voor regionale afstemming, waarbij formeel mandaat en praktische uitvoering apart moeten worden benoemd;</w:t>
       </w:r>
     </w:p>
     <w:p>
@@ -287,7 +458,7 @@
         <w:pStyle w:val="ListBullet"/>
       </w:pPr>
       <w:r>
-        <w:t>Zorgverzekeraars (Zilveren Kruis als marktleider in de regio en overige).</w:t>
+        <w:t>zorgverzekeraars en aanbieders voor uitvoerbaarheid, rolverdeling en bekostigingsroute;</w:t>
       </w:r>
     </w:p>
     <w:p>
@@ -295,7 +466,15 @@
         <w:pStyle w:val="ListBullet"/>
       </w:pPr>
       <w:r>
-        <w:t>Huisartsen en RHO, LHV-afdeling Flevoland.</w:t>
+        <w:t>lokale teams, welzijn, eerstelijn, jeugdhulp, onderwijs, sport en Positief Gezond Almere voor uitvoering en lokale verankering.</w:t>
+      </w:r>
+    </w:p>
+    <w:p>
+      <w:r>
+        <w:rPr>
+          <w:b/>
+        </w:rPr>
+        <w:t>Besluitvorming</w:t>
       </w:r>
     </w:p>
     <w:p>
@@ -303,7 +482,7 @@
         <w:pStyle w:val="ListBullet"/>
       </w:pPr>
       <w:r>
-        <w:t>Ggz-aanbieders in de regio (in relatie tot D7-doorbraakprogramma onder regie NVvP, NIP, V&amp;VN, p67).</w:t>
+        <w:t>ambtelijk: uitwerken van een keuze- en uitvoeringspakket in drie rondes;</w:t>
       </w:r>
     </w:p>
     <w:p>
@@ -311,18 +490,7 @@
         <w:pStyle w:val="ListBullet"/>
       </w:pPr>
       <w:r>
-        <w:t>Wijkverpleging, sociaal werk (SWN-netwerk), jeugdhulp, welzijnswerk, onderwijs, sport, vrijwilligers- en burgerinitiatieven.</w:t>
-      </w:r>
-    </w:p>
-    <w:p>
-      <w:r>
-        <w:rPr>
-          <w:b/>
-        </w:rPr>
-        <w:t>Landelijke governance</w:t>
-      </w:r>
-      <w:r>
-        <w:t xml:space="preserve"> (Bijlage D5 p104)</w:t>
+        <w:t>bestuurlijk: besluitvorming door het college over koers, middelen en regiemodel;</w:t>
       </w:r>
     </w:p>
     <w:p>
@@ -330,7 +498,7 @@
         <w:pStyle w:val="ListBullet"/>
       </w:pPr>
       <w:r>
-        <w:t>BO IZA/AZWA is het bestuurlijk kader; trekkers VNG, ZN en VWS zetten de onderwerpen uit de ontwikkelagenda uit.</w:t>
+        <w:t>politiek: raad meenemen via P&amp;C, meicirculaire en voortgangsrapportage;</w:t>
       </w:r>
     </w:p>
     <w:p>
@@ -338,55 +506,7 @@
         <w:pStyle w:val="ListBullet"/>
       </w:pPr>
       <w:r>
-        <w:t>Kennispartners voor de gereedschapskist: Zorginstituut, GGD GHOR Nederland, SWN, Trimbos, RIVM, Movisie, NJi (p103).</w:t>
-      </w:r>
-    </w:p>
-    <w:p>
-      <w:pPr>
-        <w:pStyle w:val="ListBullet"/>
-      </w:pPr>
-      <w:r>
-        <w:t>Werkagenda team Rijksoverheid (VWS, NZa, Zorginstituut, IGJ), zie bijlage p105.</w:t>
-      </w:r>
-    </w:p>
-    <w:p>
-      <w:r>
-        <w:rPr>
-          <w:b/>
-        </w:rPr>
-        <w:t>Besluitvormingsritme</w:t>
-      </w:r>
-    </w:p>
-    <w:p>
-      <w:pPr>
-        <w:pStyle w:val="ListBullet"/>
-      </w:pPr>
-      <w:r>
-        <w:t>Landelijk kader D5 vastgesteld Q4 2025 in BO IZA/AZWA (p62).</w:t>
-      </w:r>
-    </w:p>
-    <w:p>
-      <w:pPr>
-        <w:pStyle w:val="ListBullet"/>
-      </w:pPr>
-      <w:r>
-        <w:t>Q1 2026 landelijke afspraken basisinfrastructuur D6 en prioritering ontwikkelagenda 1 (p62, p66).</w:t>
-      </w:r>
-    </w:p>
-    <w:p>
-      <w:pPr>
-        <w:pStyle w:val="ListBullet"/>
-      </w:pPr>
-      <w:r>
-        <w:t>Almere: collegebesluit Q4 2025 over lokale uitgangspunten; jaarlijks raadinformatiebrief bij meicirculaire; collegebesluit bij oplevering regionaal plan (september 2026).</w:t>
-      </w:r>
-    </w:p>
-    <w:p>
-      <w:pPr>
-        <w:pStyle w:val="ListBullet"/>
-      </w:pPr>
-      <w:r>
-        <w:t>Monitoringafspraken lopen mee met reguliere verantwoording aan de gemeenteraad, administratief zo licht mogelijk (p63, p102).</w:t>
+        <w:t>regionaal: vastleggen welke onderdelen lokaal, binnen de IZA/AZWA-regio, binnen de GGD-regio of subregionaal worden belegd.</w:t>
       </w:r>
     </w:p>
     <w:p>
@@ -399,7 +519,7 @@
     </w:p>
     <w:p>
       <w:r>
-        <w:t>Drie sporen, zo lean mogelijk vormgegeven.</w:t>
+        <w:t>De aanpak volgt vier principes.</w:t>
       </w:r>
     </w:p>
     <w:p>
@@ -407,10 +527,10 @@
         <w:rPr>
           <w:b/>
         </w:rPr>
-        <w:t>Spoor 1. Onderbouwde basisfunctionaliteiten snel borgen.</w:t>
+        <w:t>1. Van impliciet naar expliciet</w:t>
       </w:r>
       <w:r>
-        <w:t xml:space="preserve"> Start met de vijf al inhoudelijk vastgelegde basisfunctionaliteiten (EPA-steunpunten, Sociaal Verwijzen, Valpreventie, GLI volwassenen, Kansrijke Start). Breng in kaart waar Almere nu staat, welke hiaten er zijn en wat nodig is om ze aantoonbaar beschikbaar te maken voor álle Almeerse inwoners. Gebruik de gereedschapskist in plaats van nieuwe interventies te ontwikkelen (voorbeelden valpreventie in de kist: Vallen Verleden Tijd, In Balans, Thuis Onbezorgd Mobiel, p63).</w:t>
+        <w:t xml:space="preserve"> Wat in de huidige Almere-stukken nog verspreid of impliciet staat, wordt in een samenhangend lokaal AZWA-kader samengebracht.</w:t>
       </w:r>
     </w:p>
     <w:p>
@@ -418,10 +538,10 @@
         <w:rPr>
           <w:b/>
         </w:rPr>
-        <w:t>Spoor 2. Ontwikkelagenda 1 lokaal vooroplopen.</w:t>
+        <w:t>2. Bouwen op wat er al is</w:t>
       </w:r>
       <w:r>
-        <w:t xml:space="preserve"> Bij de Q1 2026-doorontwikkeling actief landelijk inbrengen wat Almere kan leveren (praktijkkennis, zowel vanuit de lokale teams als vanuit het Transformatieplan Positief Gezond Almere en de maatschappelijke agenda 2024-2034), en tegelijk lokaal klaarzetten wat nodig is zodra Verkennend Gesprek, Ketenaanpak dementie, Ketenaanpak overgewicht kinderen, Rookvrije start en NPLV landen.</w:t>
+        <w:t xml:space="preserve"> De bestaande Almere-lijn wordt niet vervangen maar benut. Positief Gezond Almere, de maatschappelijke agenda en de lokale gezondheids- en sociaal-domeincontext vormen de basis.</w:t>
       </w:r>
     </w:p>
     <w:p>
@@ -429,10 +549,10 @@
         <w:rPr>
           <w:b/>
         </w:rPr>
-        <w:t>Spoor 3. D6-infrastructuur als drager.</w:t>
+        <w:t>3. Eerst keuzes vastleggen, daarna opschalen</w:t>
       </w:r>
       <w:r>
-        <w:t xml:space="preserve"> Positioneer lokale teams, inloopvoorzieningen, gezonde-school-aanpak, buursportcoaches en suïcidepreventie als de lokale motor waarop alle D5-functionaliteiten kunnen rusten. Verbind dit regionaal via de coördinerende rol van GGD Flevoland op ketenaanpakken en preventie-infrastructuur (p65).</w:t>
+        <w:t xml:space="preserve"> Zonder keuzes over prioriteiten, eigenaarschap, middelen en monitoring ontstaat bestuurlijke mist. Daarom staan deze vier keuzevragen eerst.</w:t>
       </w:r>
     </w:p>
     <w:p>
@@ -440,39 +560,10 @@
         <w:rPr>
           <w:b/>
         </w:rPr>
-        <w:t>Werkprincipes</w:t>
+        <w:t>4. Leren in de uitvoering</w:t>
       </w:r>
-    </w:p>
-    <w:p>
-      <w:pPr>
-        <w:pStyle w:val="ListBullet"/>
-      </w:pPr>
       <w:r>
-        <w:t>Aansluiten bij bestaande structuren (IZA-regioplan, bestaande overleggen sociaal domein, GGD-structuur), geen extra overleglaag.</w:t>
-      </w:r>
-    </w:p>
-    <w:p>
-      <w:pPr>
-        <w:pStyle w:val="ListBullet"/>
-      </w:pPr>
-      <w:r>
-        <w:t>Wederkerigheid: gemeente en zorgdomein zijn op elkaar aanspreekbaar over wat ze leveren (p101).</w:t>
-      </w:r>
-    </w:p>
-    <w:p>
-      <w:pPr>
-        <w:pStyle w:val="ListBullet"/>
-      </w:pPr>
-      <w:r>
-        <w:t>Lerende aanpak: ontwikkelagenda, gereedschapskist en implementatie gaan hand in hand, met periodieke bijstelling (p103).</w:t>
-      </w:r>
-    </w:p>
-    <w:p>
-      <w:pPr>
-        <w:pStyle w:val="ListBullet"/>
-      </w:pPr>
-      <w:r>
-        <w:t>Administratieve lasten zo laag mogelijk: één regionaal plan, één monitoringkader, aansluiting op reguliere raadverantwoording (p102).</w:t>
+        <w:t xml:space="preserve"> Het plan wordt opgezet als lerende uitvoeringslijn met halfjaarlijkse review, regionale afstemming en herijking in 2028.</w:t>
       </w:r>
     </w:p>
     <w:p>
@@ -483,90 +574,285 @@
         <w:t>Actielijnen, werkpakketten</w:t>
       </w:r>
     </w:p>
-    <w:p>
-      <w:pPr>
-        <w:pStyle w:val="ListBullet"/>
-      </w:pPr>
-      <w:r>
-        <w:rPr>
-          <w:b/>
-        </w:rPr>
-        <w:t>WP1 Basisfunctionaliteiten onderbouwd (D5 kolom 1).</w:t>
-      </w:r>
-      <w:r>
-        <w:t xml:space="preserve"> Nulmeting per functionaliteit (EPA, Sociaal Verwijzen, Valpreventie, GLI, Kansrijke Start); hiatenanalyse; planning aanvullende inzet; koppeling met gereedschapskist.</w:t>
-      </w:r>
-    </w:p>
-    <w:p>
-      <w:pPr>
-        <w:pStyle w:val="ListBullet"/>
-      </w:pPr>
-      <w:r>
-        <w:rPr>
-          <w:b/>
-        </w:rPr>
-        <w:t>WP2 Ontwikkelagenda 1 (D5 kolom 2).</w:t>
-      </w:r>
-      <w:r>
-        <w:t xml:space="preserve"> Lokale inbreng richting VNG, ZN en VWS vóór Q1 2026 voor Verkennend Gesprek, Ketenaanpak dementie (incl. preventie), Ketenaanpak overgewicht kinderen, Rookvrije start, Multiproblematiek aanpak (NPLV).</w:t>
-      </w:r>
-    </w:p>
-    <w:p>
-      <w:pPr>
-        <w:pStyle w:val="ListBullet"/>
-      </w:pPr>
-      <w:r>
-        <w:rPr>
-          <w:b/>
-        </w:rPr>
-        <w:t>WP3 Basisinfrastructuur (D6).</w:t>
-      </w:r>
-      <w:r>
-        <w:t xml:space="preserve"> Inrichting en versterking van inloopvoorzieningen sociaal en gezond (buurt en ziekenhuis), (Mentale) gezonde school samen met GGD, lokale teams aansluiten op alle hechte wijkverbanden (uiterlijk Q4 2028), buursportcoaches, suïcidepreventie, lokale coalities Kansrijke Start.</w:t>
-      </w:r>
-    </w:p>
-    <w:p>
-      <w:pPr>
-        <w:pStyle w:val="ListBullet"/>
-      </w:pPr>
-      <w:r>
-        <w:rPr>
-          <w:b/>
-        </w:rPr>
-        <w:t>WP4 Regionale coördinatie (D6 plus Bijlage D5).</w:t>
-      </w:r>
-      <w:r>
-        <w:t xml:space="preserve"> Almeerse bijdrage aan aangevuld regioplan uiterlijk eind september 2026; afstemming GGD Flevoland op ketenaanpakken en preventie-infrastructuur; positionering van Almere als NPLV-gebied waar relevant.</w:t>
-      </w:r>
-    </w:p>
-    <w:p>
-      <w:pPr>
-        <w:pStyle w:val="ListBullet"/>
-      </w:pPr>
-      <w:r>
-        <w:rPr>
-          <w:b/>
-        </w:rPr>
-        <w:t>WP5 ANW- en crisisdiensten (D7), faciliterend.</w:t>
-      </w:r>
-      <w:r>
-        <w:t xml:space="preserve"> Agenderen en volgen van het ggz-doorbraakprogramma (NVvP, NIP, V&amp;VN via Berenschot-rapport, p67); afstemming met zorgverzekeraar over dekkingspercentages; klachten- en signaleringsroute inwoners.</w:t>
-      </w:r>
-    </w:p>
-    <w:p>
-      <w:pPr>
-        <w:pStyle w:val="ListBullet"/>
-      </w:pPr>
-      <w:r>
-        <w:rPr>
-          <w:b/>
-        </w:rPr>
-        <w:t>WP6 Financiën, meicirculaire en verantwoording.</w:t>
-      </w:r>
-      <w:r>
-        <w:t xml:space="preserve"> Koppelen AZWA-middelen (D5, D6 en SPUK IZA) aan Almeerse begroting via meicirculaire; monitoring binnen reguliere P&amp;C-cyclus; jaarverslag AZWA-voortgang.</w:t>
-      </w:r>
-    </w:p>
+    <w:tbl>
+      <w:tblPr>
+        <w:tblStyle w:val="LightGrid-Accent1"/>
+        <w:tblW w:type="auto" w:w="0"/>
+        <w:tblLook w:firstColumn="1" w:firstRow="1" w:lastColumn="0" w:lastRow="0" w:noHBand="0" w:noVBand="1" w:val="04A0"/>
+      </w:tblPr>
+      <w:tblGrid>
+        <w:gridCol w:w="2880"/>
+        <w:gridCol w:w="2880"/>
+        <w:gridCol w:w="2880"/>
+      </w:tblGrid>
+      <w:tr>
+        <w:tc>
+          <w:tcPr>
+            <w:tcW w:type="dxa" w:w="2880"/>
+          </w:tcPr>
+          <w:p>
+            <w:r>
+              <w:rPr>
+                <w:b/>
+              </w:rPr>
+            </w:r>
+            <w:r>
+              <w:rPr>
+                <w:b/>
+              </w:rPr>
+              <w:t>Werkpakket</w:t>
+            </w:r>
+          </w:p>
+        </w:tc>
+        <w:tc>
+          <w:tcPr>
+            <w:tcW w:type="dxa" w:w="2880"/>
+          </w:tcPr>
+          <w:p>
+            <w:r>
+              <w:rPr>
+                <w:b/>
+              </w:rPr>
+            </w:r>
+            <w:r>
+              <w:rPr>
+                <w:b/>
+              </w:rPr>
+              <w:t>Resultaat</w:t>
+            </w:r>
+          </w:p>
+        </w:tc>
+        <w:tc>
+          <w:tcPr>
+            <w:tcW w:type="dxa" w:w="2880"/>
+          </w:tcPr>
+          <w:p>
+            <w:r>
+              <w:rPr>
+                <w:b/>
+              </w:rPr>
+            </w:r>
+            <w:r>
+              <w:rPr>
+                <w:b/>
+              </w:rPr>
+              <w:t>Trekker</w:t>
+            </w:r>
+          </w:p>
+        </w:tc>
+      </w:tr>
+      <w:tr>
+        <w:tc>
+          <w:tcPr>
+            <w:tcW w:type="dxa" w:w="2880"/>
+          </w:tcPr>
+          <w:p>
+            <w:r/>
+            <w:r>
+              <w:t>WP1 D5-werkagenda</w:t>
+            </w:r>
+          </w:p>
+        </w:tc>
+        <w:tc>
+          <w:tcPr>
+            <w:tcW w:type="dxa" w:w="2880"/>
+          </w:tcPr>
+          <w:p>
+            <w:r/>
+            <w:r>
+              <w:t>Prioritering van D5-interventies, doelgroepen en lokale werkvolgorde</w:t>
+            </w:r>
+          </w:p>
+        </w:tc>
+        <w:tc>
+          <w:tcPr>
+            <w:tcW w:type="dxa" w:w="2880"/>
+          </w:tcPr>
+          <w:p>
+            <w:r/>
+            <w:r>
+              <w:t>Gemeente Almere</w:t>
+            </w:r>
+          </w:p>
+        </w:tc>
+      </w:tr>
+      <w:tr>
+        <w:tc>
+          <w:tcPr>
+            <w:tcW w:type="dxa" w:w="2880"/>
+          </w:tcPr>
+          <w:p>
+            <w:r/>
+            <w:r>
+              <w:t>WP2 D6-governance</w:t>
+            </w:r>
+          </w:p>
+        </w:tc>
+        <w:tc>
+          <w:tcPr>
+            <w:tcW w:type="dxa" w:w="2880"/>
+          </w:tcPr>
+          <w:p>
+            <w:r/>
+            <w:r>
+              <w:t>Regiemodel voor lokale teams, wijkverbanden en regionale rolverdeling</w:t>
+            </w:r>
+          </w:p>
+        </w:tc>
+        <w:tc>
+          <w:tcPr>
+            <w:tcW w:type="dxa" w:w="2880"/>
+          </w:tcPr>
+          <w:p>
+            <w:r/>
+            <w:r>
+              <w:t>Gemeente Almere met GGD Flevoland</w:t>
+            </w:r>
+          </w:p>
+        </w:tc>
+      </w:tr>
+      <w:tr>
+        <w:tc>
+          <w:tcPr>
+            <w:tcW w:type="dxa" w:w="2880"/>
+          </w:tcPr>
+          <w:p>
+            <w:r/>
+            <w:r>
+              <w:t>WP3 Middelen en meicirculaire</w:t>
+            </w:r>
+          </w:p>
+        </w:tc>
+        <w:tc>
+          <w:tcPr>
+            <w:tcW w:type="dxa" w:w="2880"/>
+          </w:tcPr>
+          <w:p>
+            <w:r/>
+            <w:r>
+              <w:t>Financieel scenario voor 2027-2028 en vertaling naar begroting 2027</w:t>
+            </w:r>
+          </w:p>
+        </w:tc>
+        <w:tc>
+          <w:tcPr>
+            <w:tcW w:type="dxa" w:w="2880"/>
+          </w:tcPr>
+          <w:p>
+            <w:r/>
+            <w:r>
+              <w:t>Gemeente Almere financien/control</w:t>
+            </w:r>
+          </w:p>
+        </w:tc>
+      </w:tr>
+      <w:tr>
+        <w:tc>
+          <w:tcPr>
+            <w:tcW w:type="dxa" w:w="2880"/>
+          </w:tcPr>
+          <w:p>
+            <w:r/>
+            <w:r>
+              <w:t>WP4 Monitoring en evaluatie</w:t>
+            </w:r>
+          </w:p>
+        </w:tc>
+        <w:tc>
+          <w:tcPr>
+            <w:tcW w:type="dxa" w:w="2880"/>
+          </w:tcPr>
+          <w:p>
+            <w:r/>
+            <w:r>
+              <w:t>KPI-set, dashboardafspraken en reviewritme richting 2028</w:t>
+            </w:r>
+          </w:p>
+        </w:tc>
+        <w:tc>
+          <w:tcPr>
+            <w:tcW w:type="dxa" w:w="2880"/>
+          </w:tcPr>
+          <w:p>
+            <w:r/>
+            <w:r>
+              <w:t>Gemeente Almere monitoring met regio</w:t>
+            </w:r>
+          </w:p>
+        </w:tc>
+      </w:tr>
+      <w:tr>
+        <w:tc>
+          <w:tcPr>
+            <w:tcW w:type="dxa" w:w="2880"/>
+          </w:tcPr>
+          <w:p>
+            <w:r/>
+            <w:r>
+              <w:t>WP5 Regionale afstemming</w:t>
+            </w:r>
+          </w:p>
+        </w:tc>
+        <w:tc>
+          <w:tcPr>
+            <w:tcW w:type="dxa" w:w="2880"/>
+          </w:tcPr>
+          <w:p>
+            <w:r/>
+            <w:r>
+              <w:t>Koppeling aan Flevolandse infrastructuur en governance</w:t>
+            </w:r>
+          </w:p>
+        </w:tc>
+        <w:tc>
+          <w:tcPr>
+            <w:tcW w:type="dxa" w:w="2880"/>
+          </w:tcPr>
+          <w:p>
+            <w:r/>
+            <w:r>
+              <w:t>Gemeente Almere en regionale partners</w:t>
+            </w:r>
+          </w:p>
+        </w:tc>
+      </w:tr>
+      <w:tr>
+        <w:tc>
+          <w:tcPr>
+            <w:tcW w:type="dxa" w:w="2880"/>
+          </w:tcPr>
+          <w:p>
+            <w:r/>
+            <w:r>
+              <w:t>WP6 Communicatie en participatie</w:t>
+            </w:r>
+          </w:p>
+        </w:tc>
+        <w:tc>
+          <w:tcPr>
+            <w:tcW w:type="dxa" w:w="2880"/>
+          </w:tcPr>
+          <w:p>
+            <w:r/>
+            <w:r>
+              <w:t>Heldere bestuurlijke en publieke uitleg van keuzes, rollen en planning</w:t>
+            </w:r>
+          </w:p>
+        </w:tc>
+        <w:tc>
+          <w:tcPr>
+            <w:tcW w:type="dxa" w:w="2880"/>
+          </w:tcPr>
+          <w:p>
+            <w:r/>
+            <w:r>
+              <w:t>Gemeente Almere communicatie</w:t>
+            </w:r>
+          </w:p>
+        </w:tc>
+      </w:tr>
+    </w:tbl>
+    <w:p/>
     <w:p>
       <w:pPr>
         <w:pStyle w:val="Heading2"/>
@@ -575,70 +861,323 @@
         <w:t>Personele inzet</w:t>
       </w:r>
     </w:p>
+    <w:tbl>
+      <w:tblPr>
+        <w:tblStyle w:val="LightGrid-Accent1"/>
+        <w:tblW w:type="auto" w:w="0"/>
+        <w:tblLook w:firstColumn="1" w:firstRow="1" w:lastColumn="0" w:lastRow="0" w:noHBand="0" w:noVBand="1" w:val="04A0"/>
+      </w:tblPr>
+      <w:tblGrid>
+        <w:gridCol w:w="2880"/>
+        <w:gridCol w:w="2880"/>
+        <w:gridCol w:w="2880"/>
+      </w:tblGrid>
+      <w:tr>
+        <w:tc>
+          <w:tcPr>
+            <w:tcW w:type="dxa" w:w="2880"/>
+          </w:tcPr>
+          <w:p>
+            <w:r>
+              <w:rPr>
+                <w:b/>
+              </w:rPr>
+            </w:r>
+            <w:r>
+              <w:rPr>
+                <w:b/>
+              </w:rPr>
+              <w:t>Rol</w:t>
+            </w:r>
+          </w:p>
+        </w:tc>
+        <w:tc>
+          <w:tcPr>
+            <w:tcW w:type="dxa" w:w="2880"/>
+          </w:tcPr>
+          <w:p>
+            <w:r>
+              <w:rPr>
+                <w:b/>
+              </w:rPr>
+            </w:r>
+            <w:r>
+              <w:rPr>
+                <w:b/>
+              </w:rPr>
+              <w:t>Indicatieve inzet</w:t>
+            </w:r>
+          </w:p>
+        </w:tc>
+        <w:tc>
+          <w:tcPr>
+            <w:tcW w:type="dxa" w:w="2880"/>
+          </w:tcPr>
+          <w:p>
+            <w:r>
+              <w:rPr>
+                <w:b/>
+              </w:rPr>
+            </w:r>
+            <w:r>
+              <w:rPr>
+                <w:b/>
+              </w:rPr>
+              <w:t>Hoofdtaken</w:t>
+            </w:r>
+          </w:p>
+        </w:tc>
+      </w:tr>
+      <w:tr>
+        <w:tc>
+          <w:tcPr>
+            <w:tcW w:type="dxa" w:w="2880"/>
+          </w:tcPr>
+          <w:p>
+            <w:r/>
+            <w:r>
+              <w:t>Programmamanager AZWA Almere</w:t>
+            </w:r>
+          </w:p>
+        </w:tc>
+        <w:tc>
+          <w:tcPr>
+            <w:tcW w:type="dxa" w:w="2880"/>
+          </w:tcPr>
+          <w:p>
+            <w:r/>
+            <w:r>
+              <w:t>0,8 fte</w:t>
+            </w:r>
+          </w:p>
+        </w:tc>
+        <w:tc>
+          <w:tcPr>
+            <w:tcW w:type="dxa" w:w="2880"/>
+          </w:tcPr>
+          <w:p>
+            <w:r/>
+            <w:r>
+              <w:t>Integrale aansturing van WP1 tot en met WP6</w:t>
+            </w:r>
+          </w:p>
+        </w:tc>
+      </w:tr>
+      <w:tr>
+        <w:tc>
+          <w:tcPr>
+            <w:tcW w:type="dxa" w:w="2880"/>
+          </w:tcPr>
+          <w:p>
+            <w:r/>
+            <w:r>
+              <w:t>Beleidsadviseur sociaal domein</w:t>
+            </w:r>
+          </w:p>
+        </w:tc>
+        <w:tc>
+          <w:tcPr>
+            <w:tcW w:type="dxa" w:w="2880"/>
+          </w:tcPr>
+          <w:p>
+            <w:r/>
+            <w:r>
+              <w:t>0,4 fte</w:t>
+            </w:r>
+          </w:p>
+        </w:tc>
+        <w:tc>
+          <w:tcPr>
+            <w:tcW w:type="dxa" w:w="2880"/>
+          </w:tcPr>
+          <w:p>
+            <w:r/>
+            <w:r>
+              <w:t>D5, lokale teams, participatie</w:t>
+            </w:r>
+          </w:p>
+        </w:tc>
+      </w:tr>
+      <w:tr>
+        <w:tc>
+          <w:tcPr>
+            <w:tcW w:type="dxa" w:w="2880"/>
+          </w:tcPr>
+          <w:p>
+            <w:r/>
+            <w:r>
+              <w:t>Beleidsadviseur publieke gezondheid</w:t>
+            </w:r>
+          </w:p>
+        </w:tc>
+        <w:tc>
+          <w:tcPr>
+            <w:tcW w:type="dxa" w:w="2880"/>
+          </w:tcPr>
+          <w:p>
+            <w:r/>
+            <w:r>
+              <w:t>0,4 fte</w:t>
+            </w:r>
+          </w:p>
+        </w:tc>
+        <w:tc>
+          <w:tcPr>
+            <w:tcW w:type="dxa" w:w="2880"/>
+          </w:tcPr>
+          <w:p>
+            <w:r/>
+            <w:r>
+              <w:t>D6, GGD-koppeling, preventie-infrastructuur</w:t>
+            </w:r>
+          </w:p>
+        </w:tc>
+      </w:tr>
+      <w:tr>
+        <w:tc>
+          <w:tcPr>
+            <w:tcW w:type="dxa" w:w="2880"/>
+          </w:tcPr>
+          <w:p>
+            <w:r/>
+            <w:r>
+              <w:t>Beleidsadviseur jeugd</w:t>
+            </w:r>
+          </w:p>
+        </w:tc>
+        <w:tc>
+          <w:tcPr>
+            <w:tcW w:type="dxa" w:w="2880"/>
+          </w:tcPr>
+          <w:p>
+            <w:r/>
+            <w:r>
+              <w:t>0,2 fte</w:t>
+            </w:r>
+          </w:p>
+        </w:tc>
+        <w:tc>
+          <w:tcPr>
+            <w:tcW w:type="dxa" w:w="2880"/>
+          </w:tcPr>
+          <w:p>
+            <w:r/>
+            <w:r>
+              <w:t>Jeugd, school, preventie en doelgroepen</w:t>
+            </w:r>
+          </w:p>
+        </w:tc>
+      </w:tr>
+      <w:tr>
+        <w:tc>
+          <w:tcPr>
+            <w:tcW w:type="dxa" w:w="2880"/>
+          </w:tcPr>
+          <w:p>
+            <w:r/>
+            <w:r>
+              <w:t>Financieel adviseur/controller</w:t>
+            </w:r>
+          </w:p>
+        </w:tc>
+        <w:tc>
+          <w:tcPr>
+            <w:tcW w:type="dxa" w:w="2880"/>
+          </w:tcPr>
+          <w:p>
+            <w:r/>
+            <w:r>
+              <w:t>0,2 fte</w:t>
+            </w:r>
+          </w:p>
+        </w:tc>
+        <w:tc>
+          <w:tcPr>
+            <w:tcW w:type="dxa" w:w="2880"/>
+          </w:tcPr>
+          <w:p>
+            <w:r/>
+            <w:r>
+              <w:t>Meicirculaire, begroting 2027, financieringsscenario's</w:t>
+            </w:r>
+          </w:p>
+        </w:tc>
+      </w:tr>
+      <w:tr>
+        <w:tc>
+          <w:tcPr>
+            <w:tcW w:type="dxa" w:w="2880"/>
+          </w:tcPr>
+          <w:p>
+            <w:r/>
+            <w:r>
+              <w:t>Data- en monitoringsadviseur</w:t>
+            </w:r>
+          </w:p>
+        </w:tc>
+        <w:tc>
+          <w:tcPr>
+            <w:tcW w:type="dxa" w:w="2880"/>
+          </w:tcPr>
+          <w:p>
+            <w:r/>
+            <w:r>
+              <w:t>0,2 fte</w:t>
+            </w:r>
+          </w:p>
+        </w:tc>
+        <w:tc>
+          <w:tcPr>
+            <w:tcW w:type="dxa" w:w="2880"/>
+          </w:tcPr>
+          <w:p>
+            <w:r/>
+            <w:r>
+              <w:t>KPI's, dashboard, reviewcyclus</w:t>
+            </w:r>
+          </w:p>
+        </w:tc>
+      </w:tr>
+      <w:tr>
+        <w:tc>
+          <w:tcPr>
+            <w:tcW w:type="dxa" w:w="2880"/>
+          </w:tcPr>
+          <w:p>
+            <w:r/>
+            <w:r>
+              <w:t>Communicatieadviseur</w:t>
+            </w:r>
+          </w:p>
+        </w:tc>
+        <w:tc>
+          <w:tcPr>
+            <w:tcW w:type="dxa" w:w="2880"/>
+          </w:tcPr>
+          <w:p>
+            <w:r/>
+            <w:r>
+              <w:t>0,1 fte</w:t>
+            </w:r>
+          </w:p>
+        </w:tc>
+        <w:tc>
+          <w:tcPr>
+            <w:tcW w:type="dxa" w:w="2880"/>
+          </w:tcPr>
+          <w:p>
+            <w:r/>
+            <w:r>
+              <w:t>Raad, partners, participatie en publieksuitleg</w:t>
+            </w:r>
+          </w:p>
+        </w:tc>
+      </w:tr>
+    </w:tbl>
+    <w:p/>
     <w:p>
       <w:r>
-        <w:t>Richtinggevende inzet (exclusief inzet via bestaande aanbieders en GGD Flevoland):</w:t>
-      </w:r>
-    </w:p>
-    <w:p>
-      <w:pPr>
-        <w:pStyle w:val="ListBullet"/>
-      </w:pPr>
-      <w:r>
-        <w:t>Programmamanager AZWA (~0,8 fte, gemeente): integraal trekker WP1-WP6.</w:t>
-      </w:r>
-    </w:p>
-    <w:p>
-      <w:pPr>
-        <w:pStyle w:val="ListBullet"/>
-      </w:pPr>
-      <w:r>
-        <w:t>Beleidsadviseur sociaal domein (~0,4 fte): aanspreekpunt WP1, WP3.</w:t>
-      </w:r>
-    </w:p>
-    <w:p>
-      <w:pPr>
-        <w:pStyle w:val="ListBullet"/>
-      </w:pPr>
-      <w:r>
-        <w:t>Beleidsadviseur publieke gezondheid (~0,4 fte): koppeling GGD Flevoland, WP3 en WP4.</w:t>
-      </w:r>
-    </w:p>
-    <w:p>
-      <w:pPr>
-        <w:pStyle w:val="ListBullet"/>
-      </w:pPr>
-      <w:r>
-        <w:t>Beleidsadviseur jeugd (~0,2 fte): Kansrijke Start, (Mentale) gezonde school, jeugdhulp.</w:t>
-      </w:r>
-    </w:p>
-    <w:p>
-      <w:pPr>
-        <w:pStyle w:val="ListBullet"/>
-      </w:pPr>
-      <w:r>
-        <w:t>Controller/financieel adviseur (~0,2 fte): WP6 (meicirculaire, SPUK, verantwoording).</w:t>
-      </w:r>
-    </w:p>
-    <w:p>
-      <w:pPr>
-        <w:pStyle w:val="ListBullet"/>
-      </w:pPr>
-      <w:r>
-        <w:t>Projectleider(s) WP3 en WP4 (~0,4 fte tijdelijk): uitvoeringsfasen 2026-2028.</w:t>
-      </w:r>
-    </w:p>
-    <w:p>
-      <w:pPr>
-        <w:pStyle w:val="ListBullet"/>
-      </w:pPr>
-      <w:r>
-        <w:t>Communicatieadviseur (~0,1 fte): WP6.</w:t>
-      </w:r>
-    </w:p>
-    <w:p>
-      <w:r>
-        <w:t>Regionale capaciteit delen via GGD Flevoland en mandaatgemeente; niet stapelen. Tijdelijke capaciteit voor ontwikkelagenda-onderwerpen via landelijke kennispartners (NJi, Movisie, Trimbos, RIVM) afnemen waar zinvol.</w:t>
+        <w:t>De inzet is indicatief en moet waar mogelijk worden ingevuld met bestaande capaciteit, regionale samenwerking en lopende programma's.</w:t>
       </w:r>
     </w:p>
     <w:p>
@@ -649,18 +1188,371 @@
         <w:t>Concrete acties en planning</w:t>
       </w:r>
     </w:p>
+    <w:tbl>
+      <w:tblPr>
+        <w:tblStyle w:val="LightGrid-Accent1"/>
+        <w:tblW w:type="auto" w:w="0"/>
+        <w:tblLook w:firstColumn="1" w:firstRow="1" w:lastColumn="0" w:lastRow="0" w:noHBand="0" w:noVBand="1" w:val="04A0"/>
+      </w:tblPr>
+      <w:tblGrid>
+        <w:gridCol w:w="2880"/>
+        <w:gridCol w:w="2880"/>
+        <w:gridCol w:w="2880"/>
+      </w:tblGrid>
+      <w:tr>
+        <w:tc>
+          <w:tcPr>
+            <w:tcW w:type="dxa" w:w="2880"/>
+          </w:tcPr>
+          <w:p>
+            <w:r>
+              <w:rPr>
+                <w:b/>
+              </w:rPr>
+            </w:r>
+            <w:r>
+              <w:rPr>
+                <w:b/>
+              </w:rPr>
+              <w:t>Periode</w:t>
+            </w:r>
+          </w:p>
+        </w:tc>
+        <w:tc>
+          <w:tcPr>
+            <w:tcW w:type="dxa" w:w="2880"/>
+          </w:tcPr>
+          <w:p>
+            <w:r>
+              <w:rPr>
+                <w:b/>
+              </w:rPr>
+            </w:r>
+            <w:r>
+              <w:rPr>
+                <w:b/>
+              </w:rPr>
+              <w:t>Actie</w:t>
+            </w:r>
+          </w:p>
+        </w:tc>
+        <w:tc>
+          <w:tcPr>
+            <w:tcW w:type="dxa" w:w="2880"/>
+          </w:tcPr>
+          <w:p>
+            <w:r>
+              <w:rPr>
+                <w:b/>
+              </w:rPr>
+            </w:r>
+            <w:r>
+              <w:rPr>
+                <w:b/>
+              </w:rPr>
+              <w:t>Op te leveren resultaat</w:t>
+            </w:r>
+          </w:p>
+        </w:tc>
+      </w:tr>
+      <w:tr>
+        <w:tc>
+          <w:tcPr>
+            <w:tcW w:type="dxa" w:w="2880"/>
+          </w:tcPr>
+          <w:p>
+            <w:r/>
+            <w:r>
+              <w:t>April-mei 2026</w:t>
+            </w:r>
+          </w:p>
+        </w:tc>
+        <w:tc>
+          <w:tcPr>
+            <w:tcW w:type="dxa" w:w="2880"/>
+          </w:tcPr>
+          <w:p>
+            <w:r/>
+            <w:r>
+              <w:t>Nulmeting op de Almere-view en samenbrengen van lokale bronnen</w:t>
+            </w:r>
+          </w:p>
+        </w:tc>
+        <w:tc>
+          <w:tcPr>
+            <w:tcW w:type="dxa" w:w="2880"/>
+          </w:tcPr>
+          <w:p>
+            <w:r/>
+            <w:r>
+              <w:t>Factsheet, gap-analyse en startnotitie</w:t>
+            </w:r>
+          </w:p>
+        </w:tc>
+      </w:tr>
+      <w:tr>
+        <w:tc>
+          <w:tcPr>
+            <w:tcW w:type="dxa" w:w="2880"/>
+          </w:tcPr>
+          <w:p>
+            <w:r/>
+            <w:r>
+              <w:t>Mei-juni 2026</w:t>
+            </w:r>
+          </w:p>
+        </w:tc>
+        <w:tc>
+          <w:tcPr>
+            <w:tcW w:type="dxa" w:w="2880"/>
+          </w:tcPr>
+          <w:p>
+            <w:r/>
+            <w:r>
+              <w:t>Uitwerken keuzevoorstel voor D5-prioritering en D6-regiemodel</w:t>
+            </w:r>
+          </w:p>
+        </w:tc>
+        <w:tc>
+          <w:tcPr>
+            <w:tcW w:type="dxa" w:w="2880"/>
+          </w:tcPr>
+          <w:p>
+            <w:r/>
+            <w:r>
+              <w:t>Besluitnotitie voor college</w:t>
+            </w:r>
+          </w:p>
+        </w:tc>
+      </w:tr>
+      <w:tr>
+        <w:tc>
+          <w:tcPr>
+            <w:tcW w:type="dxa" w:w="2880"/>
+          </w:tcPr>
+          <w:p>
+            <w:r/>
+            <w:r>
+              <w:t>Juni-juli 2026</w:t>
+            </w:r>
+          </w:p>
+        </w:tc>
+        <w:tc>
+          <w:tcPr>
+            <w:tcW w:type="dxa" w:w="2880"/>
+          </w:tcPr>
+          <w:p>
+            <w:r/>
+            <w:r>
+              <w:t>Doorrekenen van scenario's rond de meicirculaire 2026</w:t>
+            </w:r>
+          </w:p>
+        </w:tc>
+        <w:tc>
+          <w:tcPr>
+            <w:tcW w:type="dxa" w:w="2880"/>
+          </w:tcPr>
+          <w:p>
+            <w:r/>
+            <w:r>
+              <w:t>Financieel kader voor begroting 2027</w:t>
+            </w:r>
+          </w:p>
+        </w:tc>
+      </w:tr>
+      <w:tr>
+        <w:tc>
+          <w:tcPr>
+            <w:tcW w:type="dxa" w:w="2880"/>
+          </w:tcPr>
+          <w:p>
+            <w:r/>
+            <w:r>
+              <w:t>Juli-september 2026</w:t>
+            </w:r>
+          </w:p>
+        </w:tc>
+        <w:tc>
+          <w:tcPr>
+            <w:tcW w:type="dxa" w:w="2880"/>
+          </w:tcPr>
+          <w:p>
+            <w:r/>
+            <w:r>
+              <w:t>Regionale afstemming over rollen, infrastructuur en lokale inbreng</w:t>
+            </w:r>
+          </w:p>
+        </w:tc>
+        <w:tc>
+          <w:tcPr>
+            <w:tcW w:type="dxa" w:w="2880"/>
+          </w:tcPr>
+          <w:p>
+            <w:r/>
+            <w:r>
+              <w:t>Regionale rolmatrix en Almeerse inbrengnotitie</w:t>
+            </w:r>
+          </w:p>
+        </w:tc>
+      </w:tr>
+      <w:tr>
+        <w:tc>
+          <w:tcPr>
+            <w:tcW w:type="dxa" w:w="2880"/>
+          </w:tcPr>
+          <w:p>
+            <w:r/>
+            <w:r>
+              <w:t>Q4 2026</w:t>
+            </w:r>
+          </w:p>
+        </w:tc>
+        <w:tc>
+          <w:tcPr>
+            <w:tcW w:type="dxa" w:w="2880"/>
+          </w:tcPr>
+          <w:p>
+            <w:r/>
+            <w:r>
+              <w:t>Vaststellen uitvoeringsplan 2027-2028</w:t>
+            </w:r>
+          </w:p>
+        </w:tc>
+        <w:tc>
+          <w:tcPr>
+            <w:tcW w:type="dxa" w:w="2880"/>
+          </w:tcPr>
+          <w:p>
+            <w:r/>
+            <w:r>
+              <w:t>Lokaal uitvoeringsplan met KPI's en eigenaarschap</w:t>
+            </w:r>
+          </w:p>
+        </w:tc>
+      </w:tr>
+      <w:tr>
+        <w:tc>
+          <w:tcPr>
+            <w:tcW w:type="dxa" w:w="2880"/>
+          </w:tcPr>
+          <w:p>
+            <w:r/>
+            <w:r>
+              <w:t>2027-2028</w:t>
+            </w:r>
+          </w:p>
+        </w:tc>
+        <w:tc>
+          <w:tcPr>
+            <w:tcW w:type="dxa" w:w="2880"/>
+          </w:tcPr>
+          <w:p>
+            <w:r/>
+            <w:r>
+              <w:t>Uitvoering, halfjaarlijkse reviews en bijsturing</w:t>
+            </w:r>
+          </w:p>
+        </w:tc>
+        <w:tc>
+          <w:tcPr>
+            <w:tcW w:type="dxa" w:w="2880"/>
+          </w:tcPr>
+          <w:p>
+            <w:r/>
+            <w:r>
+              <w:t>Voortgangsrapportage en leeragenda</w:t>
+            </w:r>
+          </w:p>
+        </w:tc>
+      </w:tr>
+      <w:tr>
+        <w:tc>
+          <w:tcPr>
+            <w:tcW w:type="dxa" w:w="2880"/>
+          </w:tcPr>
+          <w:p>
+            <w:r/>
+            <w:r>
+              <w:t>2028</w:t>
+            </w:r>
+          </w:p>
+        </w:tc>
+        <w:tc>
+          <w:tcPr>
+            <w:tcW w:type="dxa" w:w="2880"/>
+          </w:tcPr>
+          <w:p>
+            <w:r/>
+            <w:r>
+              <w:t>Herijking op basis van landelijke actualisatiecyclus</w:t>
+            </w:r>
+          </w:p>
+        </w:tc>
+        <w:tc>
+          <w:tcPr>
+            <w:tcW w:type="dxa" w:w="2880"/>
+          </w:tcPr>
+          <w:p>
+            <w:r/>
+            <w:r>
+              <w:t>Herijkingsbesluit Almere</w:t>
+            </w:r>
+          </w:p>
+        </w:tc>
+      </w:tr>
+      <w:tr>
+        <w:tc>
+          <w:tcPr>
+            <w:tcW w:type="dxa" w:w="2880"/>
+          </w:tcPr>
+          <w:p>
+            <w:r/>
+            <w:r>
+              <w:t>2030</w:t>
+            </w:r>
+          </w:p>
+        </w:tc>
+        <w:tc>
+          <w:tcPr>
+            <w:tcW w:type="dxa" w:w="2880"/>
+          </w:tcPr>
+          <w:p>
+            <w:r/>
+            <w:r>
+              <w:t>Eindbeeld bestendige dekking</w:t>
+            </w:r>
+          </w:p>
+        </w:tc>
+        <w:tc>
+          <w:tcPr>
+            <w:tcW w:type="dxa" w:w="2880"/>
+          </w:tcPr>
+          <w:p>
+            <w:r/>
+            <w:r>
+              <w:t>Evaluatie op structurele inbedding</w:t>
+            </w:r>
+          </w:p>
+        </w:tc>
+      </w:tr>
+    </w:tbl>
+    <w:p/>
     <w:p>
       <w:pPr>
-        <w:pStyle w:val="ListBullet"/>
+        <w:pStyle w:val="Heading2"/>
       </w:pPr>
       <w:r>
-        <w:rPr>
-          <w:b/>
-        </w:rPr>
-        <w:t>Nu – Q3 2025</w:t>
+        <w:t>Middelen en Financien Meicirculaire</w:t>
       </w:r>
+    </w:p>
+    <w:p>
       <w:r>
-        <w:t>: inventariseer Almeerse stand op de vijf onderbouwde basisfunctionaliteiten; breng inloopvoorzieningen en lokale teams in kaart; identificeer potentiële Zvw-aanbiedersamenwerking voor doorbraakmiddelen.</w:t>
+        <w:t>De dataset maakt duidelijk dat de landelijke bekostigingsroute voor D5/D6 nog niet volledig is uitgekristalliseerd. Volgens de bronlijn is de financieringsvorm voor sociaal-domeinmiddelen afhankelijk van een apart proces tussen VNG, fondsbeheerders en VWS. Dat betekent dat Almere in 2026 moet sturen op een robuuste tussenstrategie in plaats van op schijnzekerheid.</w:t>
+      </w:r>
+    </w:p>
+    <w:p>
+      <w:r>
+        <w:t>Voor Almere betekent dit concreet:</w:t>
       </w:r>
     </w:p>
     <w:p>
@@ -668,13 +1560,7 @@
         <w:pStyle w:val="ListBullet"/>
       </w:pPr>
       <w:r>
-        <w:rPr>
-          <w:b/>
-        </w:rPr>
-        <w:t>Najaar 2025</w:t>
-      </w:r>
-      <w:r>
-        <w:t>: bijdragen aan landelijke scan onder regie ZN/VNG en VWS over regio-beschikbaarheid basisfunctionaliteiten (p63).</w:t>
+        <w:t>de meicirculaire 2026 is het eerstvolgende formele moment om middelen voor 2027 bestuurlijk te vertalen;</w:t>
       </w:r>
     </w:p>
     <w:p>
@@ -682,13 +1568,7 @@
         <w:pStyle w:val="ListBullet"/>
       </w:pPr>
       <w:r>
-        <w:rPr>
-          <w:b/>
-        </w:rPr>
-        <w:t>Q4 2025</w:t>
-      </w:r>
-      <w:r>
-        <w:t>: landelijk kader vastgesteld in BO IZA/AZWA (p62); collegebesluit over Almeerse uitgangspunten en trekkers WP1-WP6.</w:t>
+        <w:t>de begroting 2027 moet een tijdelijk maar navolgbaar financieringsarrangement bevatten;</w:t>
       </w:r>
     </w:p>
     <w:p>
@@ -696,13 +1576,7 @@
         <w:pStyle w:val="ListBullet"/>
       </w:pPr>
       <w:r>
-        <w:rPr>
-          <w:b/>
-        </w:rPr>
-        <w:t>Q1 2026</w:t>
-      </w:r>
-      <w:r>
-        <w:t>: landelijke afspraken basisinfrastructuur D6 beschikbaar; prioritering ontwikkelagenda 1; regionale afspraken over regie en coördinatie ketenaanpakken gemaakt (p66).</w:t>
+        <w:t>het landelijke startpakket voor 2027-2028 is een logisch anker voor fasering en verantwoording;</w:t>
       </w:r>
     </w:p>
     <w:p>
@@ -710,13 +1584,7 @@
         <w:pStyle w:val="ListBullet"/>
       </w:pPr>
       <w:r>
-        <w:rPr>
-          <w:b/>
-        </w:rPr>
-        <w:t>Q2 2026</w:t>
-      </w:r>
-      <w:r>
-        <w:t>: meicirculaire 2026 verwerkt in Almeerse begroting 2027; raadinformatiebrief met indicatieve D5-/D6-inzet.</w:t>
+        <w:t>waar relevant worden bestaande lijnen zoals SPUK IZA en regionale transformatiemiddelen benut;</w:t>
       </w:r>
     </w:p>
     <w:p>
@@ -724,113 +1592,12 @@
         <w:pStyle w:val="ListBullet"/>
       </w:pPr>
       <w:r>
-        <w:rPr>
-          <w:b/>
-        </w:rPr>
-        <w:t>Eind september 2026</w:t>
-      </w:r>
-      <w:r>
-        <w:t>: regionale aanvullende plannen opgeleverd, met duidelijke Almeerse passages (p63).</w:t>
-      </w:r>
-    </w:p>
-    <w:p>
-      <w:pPr>
-        <w:pStyle w:val="ListBullet"/>
-      </w:pPr>
-      <w:r>
-        <w:rPr>
-          <w:b/>
-        </w:rPr>
-        <w:t>1 januari 2027</w:t>
-      </w:r>
-      <w:r>
-        <w:t>: robuuste continuïteit ANW/crisisdiensten operationeel in Flevoland (D7, p67).</w:t>
-      </w:r>
-    </w:p>
-    <w:p>
-      <w:pPr>
-        <w:pStyle w:val="ListBullet"/>
-      </w:pPr>
-      <w:r>
-        <w:rPr>
-          <w:b/>
-        </w:rPr>
-        <w:t>2027 en 2028</w:t>
-      </w:r>
-      <w:r>
-        <w:t>: doorbraakmiddelen (landelijk €100 mln per jaar, p63) via Zvw-aanbieder-initiatieven waar Almere op meelift.</w:t>
-      </w:r>
-    </w:p>
-    <w:p>
-      <w:pPr>
-        <w:pStyle w:val="ListBullet"/>
-      </w:pPr>
-      <w:r>
-        <w:rPr>
-          <w:b/>
-        </w:rPr>
-        <w:t>Q4 2028</w:t>
-      </w:r>
-      <w:r>
-        <w:t>: stevige lokale teams in Almere overal aangesloten binnen hechte wijkverbanden (p66).</w:t>
-      </w:r>
-    </w:p>
-    <w:p>
-      <w:pPr>
-        <w:pStyle w:val="ListBullet"/>
-      </w:pPr>
-      <w:r>
-        <w:rPr>
-          <w:b/>
-        </w:rPr>
-        <w:t>2028</w:t>
-      </w:r>
-      <w:r>
-        <w:t>: periodieke update basisfunctionaliteiten op basis van (boven)lokale monitoring (p62).</w:t>
-      </w:r>
-    </w:p>
-    <w:p>
-      <w:pPr>
-        <w:pStyle w:val="ListBullet"/>
-      </w:pPr>
-      <w:r>
-        <w:rPr>
-          <w:b/>
-        </w:rPr>
-        <w:t>2030</w:t>
-      </w:r>
-      <w:r>
-        <w:t>: landelijke dekking basisfunctionaliteiten gerealiseerd (p63).</w:t>
-      </w:r>
-    </w:p>
-    <w:p>
-      <w:pPr>
-        <w:pStyle w:val="Heading2"/>
-      </w:pPr>
-      <w:r>
-        <w:t>Middelen en Financiën Meicirculaire</w:t>
+        <w:t>cofinanciering en prioritering moeten bestuurlijk expliciet worden gemaakt, juist omdat de lokale verdeling van middelen nog niet expliciet zichtbaar is.</w:t>
       </w:r>
     </w:p>
     <w:p>
       <w:r>
-        <w:rPr>
-          <w:b/>
-        </w:rPr>
-        <w:t>Uitgangspunt financieringsvorm</w:t>
-      </w:r>
-      <w:r>
-        <w:t xml:space="preserve"> (p63 en p66). Middelen voor het sociaal domein en gezondheid worden aan gemeenten verstrekt. Een zorgvuldig proces tussen VNG, fondsbeheerders en het vakdepartement bepaalt per onderwerp het passende instrument. De Financiële verhoudingenwet (en MvT) is het vertrekpunt. Voor een nieuwe specifieke uitkering is expliciete besluitvorming door het kabinet vereist.</w:t>
-      </w:r>
-    </w:p>
-    <w:p>
-      <w:r>
-        <w:rPr>
-          <w:b/>
-        </w:rPr>
-        <w:t>Meicirculaire als Almeerse verankering</w:t>
-      </w:r>
-      <w:r>
-        <w:t>. De meicirculaire van BZK/gemeentefonds is het moment waarop Almere het aandeel voor het komende begrotingsjaar operationaliseert. De Almeerse verwerking loopt langs drie sporen:</w:t>
+        <w:t>Financiele strategie voor 2026:</w:t>
       </w:r>
     </w:p>
     <w:p>
@@ -838,7 +1605,7 @@
         <w:pStyle w:val="ListNumber"/>
       </w:pPr>
       <w:r>
-        <w:t>Decentralisatie-uitkering(en) via het gemeentefonds voor D6-onderdelen: denkbaar voor coördinatie gemeenten en lokale teams/hechte wijkverbanden. Dit vraagt een expliciet kabinetsbesluit indien vormgegeven als nieuwe SPUK (p63).</w:t>
+        <w:t>Werk met een basisscenario op basis van de meicirculaire 2026.</w:t>
       </w:r>
     </w:p>
     <w:p>
@@ -846,7 +1613,7 @@
         <w:pStyle w:val="ListNumber"/>
       </w:pPr>
       <w:r>
-        <w:t>SPUK IZA: expliciet genoemd in de D6-tabel (p64) als bestaand instrument, met doorloop naar Almere via bestaande IZA-regeling.</w:t>
+        <w:t>Maak een versnellingsscenario als regionale of landelijke middelen sneller beschikbaar komen.</w:t>
       </w:r>
     </w:p>
     <w:p>
@@ -854,51 +1621,15 @@
         <w:pStyle w:val="ListNumber"/>
       </w:pPr>
       <w:r>
-        <w:t>Reguliere middelen in de Almeerse begroting sociaal domein en publieke gezondheid, ter aanvulling en voor cofinanciering.</w:t>
+        <w:t>Reserveer expliciet voor governance, monitoring en regionale digitale aansluiting.</w:t>
       </w:r>
     </w:p>
     <w:p>
+      <w:pPr>
+        <w:pStyle w:val="ListNumber"/>
+      </w:pPr>
       <w:r>
-        <w:rPr>
-          <w:b/>
-        </w:rPr>
-        <w:t>Voorwaarden structurele financiering uit Zvw-besparing</w:t>
-      </w:r>
-      <w:r>
-        <w:t xml:space="preserve"> (p62, p102): (1) voldoende bewijslast over verwachte besparing, (2) besparing gerealiseerd via intensivering van bestaande of nieuwe maatregel, (3) dekking gedurende de gehele looptijd van de maatregel, (4) kabinetsbesluit via de reguliere begrotingsprocessen.</w:t>
-      </w:r>
-    </w:p>
-    <w:p>
-      <w:r>
-        <w:rPr>
-          <w:b/>
-        </w:rPr>
-        <w:t>Doorbraakmiddelen</w:t>
-      </w:r>
-      <w:r>
-        <w:t>: landelijk €100 mln voor 2027 en €100 mln voor 2028 (p63). Almere kan niet zelfstandig aanvragen; alleen meeliften op een Zvw-aanbiederplan, en alleen voor middelen die niet al via MGN of basisinfra gedekt zijn (p63 noot 33). Dit vraagt een actieve netwerkstrategie met huisartsenzorg, wijkverpleging en/of ggz.</w:t>
-      </w:r>
-    </w:p>
-    <w:p>
-      <w:r>
-        <w:rPr>
-          <w:b/>
-        </w:rPr>
-        <w:t>Monitoringafspraken</w:t>
-      </w:r>
-      <w:r>
-        <w:t xml:space="preserve"> worden vormgegeven vanuit wederzijds vertrouwen, sluiten zoveel mogelijk aan bij bestaande gegevensbronnen en bij reguliere verantwoording aan de gemeenteraad (p63, p102).</w:t>
-      </w:r>
-    </w:p>
-    <w:p>
-      <w:r>
-        <w:rPr>
-          <w:b/>
-        </w:rPr>
-        <w:t>Voor concrete bedragen per AZWA-onderdeel</w:t>
-      </w:r>
-      <w:r>
-        <w:t xml:space="preserve"> verwijzen we naar hoofdstuk 4 Financiën (p81) en Bijlagen 1-3 (p89-93) van het AZWA.</w:t>
+        <w:t>Leg vast welk deel naar directe interventies gaat en welk deel naar infrastructuur en ondersteunende voorwaarden.</w:t>
       </w:r>
     </w:p>
     <w:p>
@@ -916,13 +1647,14 @@
         <w:tblLook w:firstColumn="1" w:firstRow="1" w:lastColumn="0" w:lastRow="0" w:noHBand="0" w:noVBand="1" w:val="04A0"/>
       </w:tblPr>
       <w:tblGrid>
-        <w:gridCol w:w="4320"/>
-        <w:gridCol w:w="4320"/>
+        <w:gridCol w:w="2880"/>
+        <w:gridCol w:w="2880"/>
+        <w:gridCol w:w="2880"/>
       </w:tblGrid>
       <w:tr>
         <w:tc>
           <w:tcPr>
-            <w:tcW w:type="dxa" w:w="4320"/>
+            <w:tcW w:type="dxa" w:w="2880"/>
           </w:tcPr>
           <w:p>
             <w:r>
@@ -940,7 +1672,25 @@
         </w:tc>
         <w:tc>
           <w:tcPr>
-            <w:tcW w:type="dxa" w:w="4320"/>
+            <w:tcW w:type="dxa" w:w="2880"/>
+          </w:tcPr>
+          <w:p>
+            <w:r>
+              <w:rPr>
+                <w:b/>
+              </w:rPr>
+            </w:r>
+            <w:r>
+              <w:rPr>
+                <w:b/>
+              </w:rPr>
+              <w:t>Effect</w:t>
+            </w:r>
+          </w:p>
+        </w:tc>
+        <w:tc>
+          <w:tcPr>
+            <w:tcW w:type="dxa" w:w="2880"/>
           </w:tcPr>
           <w:p>
             <w:r>
@@ -960,23 +1710,34 @@
       <w:tr>
         <w:tc>
           <w:tcPr>
-            <w:tcW w:type="dxa" w:w="4320"/>
+            <w:tcW w:type="dxa" w:w="2880"/>
           </w:tcPr>
           <w:p>
             <w:r/>
             <w:r>
-              <w:t>R1 Meicirculaire te laat of onduidelijk over D6-aandeel voor begroting 2027</w:t>
+              <w:t>Onduidelijke landelijke bekostigingsroute</w:t>
             </w:r>
           </w:p>
         </w:tc>
         <w:tc>
           <w:tcPr>
-            <w:tcW w:type="dxa" w:w="4320"/>
+            <w:tcW w:type="dxa" w:w="2880"/>
           </w:tcPr>
           <w:p>
             <w:r/>
             <w:r>
-              <w:t>Vroegtijdige scenario-analyse met indicatieve bedragen uit AZWA-bijlagen; college- en raadruimte voor bijstelling bij P&amp;C.</w:t>
+              <w:t>Vertraging in lokale budgettering</w:t>
+            </w:r>
+          </w:p>
+        </w:tc>
+        <w:tc>
+          <w:tcPr>
+            <w:tcW w:type="dxa" w:w="2880"/>
+          </w:tcPr>
+          <w:p>
+            <w:r/>
+            <w:r>
+              <w:t>Scenario's uitwerken rond de meicirculaire 2026 en begroting 2027</w:t>
             </w:r>
           </w:p>
         </w:tc>
@@ -984,23 +1745,34 @@
       <w:tr>
         <w:tc>
           <w:tcPr>
-            <w:tcW w:type="dxa" w:w="4320"/>
+            <w:tcW w:type="dxa" w:w="2880"/>
           </w:tcPr>
           <w:p>
             <w:r/>
             <w:r>
-              <w:t>R2 Doorbraakmiddelen 2027/2028 lopen aan Almere voorbij omdat geen Zvw-aanbieder meedoet</w:t>
+              <w:t>Onheldere rolverdeling in Flevoland</w:t>
             </w:r>
           </w:p>
         </w:tc>
         <w:tc>
           <w:tcPr>
-            <w:tcW w:type="dxa" w:w="4320"/>
+            <w:tcW w:type="dxa" w:w="2880"/>
           </w:tcPr>
           <w:p>
             <w:r/>
             <w:r>
-              <w:t>Actief partners werven (huisartsen/RHO, wijkverpleging, ggz) om gezamenlijk een Zvw-aanbiederplan in te dienen.</w:t>
+              <w:t>Traag besluitvormingsproces en overlap in uitvoering</w:t>
+            </w:r>
+          </w:p>
+        </w:tc>
+        <w:tc>
+          <w:tcPr>
+            <w:tcW w:type="dxa" w:w="2880"/>
+          </w:tcPr>
+          <w:p>
+            <w:r/>
+            <w:r>
+              <w:t>Regionale rolmatrix en bestuurlijke escalatielijn vastleggen</w:t>
             </w:r>
           </w:p>
         </w:tc>
@@ -1008,23 +1780,34 @@
       <w:tr>
         <w:tc>
           <w:tcPr>
-            <w:tcW w:type="dxa" w:w="4320"/>
+            <w:tcW w:type="dxa" w:w="2880"/>
           </w:tcPr>
           <w:p>
             <w:r/>
             <w:r>
-              <w:t>R3 Lokale teams halen Q4 2028-deadline niet voor alle wijken</w:t>
+              <w:t>Afhankelijkheid van regionale digitale infrastructuur</w:t>
             </w:r>
           </w:p>
         </w:tc>
         <w:tc>
           <w:tcPr>
-            <w:tcW w:type="dxa" w:w="4320"/>
+            <w:tcW w:type="dxa" w:w="2880"/>
           </w:tcPr>
           <w:p>
             <w:r/>
             <w:r>
-              <w:t>Fasering in planning 2026-2028, start in wijken met hoogste zorgvraag; voortgangsrapportage per half jaar.</w:t>
+              <w:t>Vertraging in gegevensuitwisseling en monitoring</w:t>
+            </w:r>
+          </w:p>
+        </w:tc>
+        <w:tc>
+          <w:tcPr>
+            <w:tcW w:type="dxa" w:w="2880"/>
+          </w:tcPr>
+          <w:p>
+            <w:r/>
+            <w:r>
+              <w:t>Digitale aansluiting als apart onderdeel van WP5 opnemen</w:t>
             </w:r>
           </w:p>
         </w:tc>
@@ -1032,23 +1815,34 @@
       <w:tr>
         <w:tc>
           <w:tcPr>
-            <w:tcW w:type="dxa" w:w="4320"/>
+            <w:tcW w:type="dxa" w:w="2880"/>
           </w:tcPr>
           <w:p>
             <w:r/>
             <w:r>
-              <w:t>R4 Dubbele structuur met regionaal plan Flevoland</w:t>
+              <w:t>Lokale keuzes blijven impliciet</w:t>
             </w:r>
           </w:p>
         </w:tc>
         <w:tc>
           <w:tcPr>
-            <w:tcW w:type="dxa" w:w="4320"/>
+            <w:tcW w:type="dxa" w:w="2880"/>
           </w:tcPr>
           <w:p>
             <w:r/>
             <w:r>
-              <w:t>Eén loket Almeerse inbreng via mandaatgemeente; aansluiting op bestaand IZA-regioplan in plaats van extra structuur.</w:t>
+              <w:t>Geen duidelijk eigenaarschap of bestuurlijke sturing</w:t>
+            </w:r>
+          </w:p>
+        </w:tc>
+        <w:tc>
+          <w:tcPr>
+            <w:tcW w:type="dxa" w:w="2880"/>
+          </w:tcPr>
+          <w:p>
+            <w:r/>
+            <w:r>
+              <w:t>Vier keuzevragen vertalen in expliciete collegebesluiten</w:t>
             </w:r>
           </w:p>
         </w:tc>
@@ -1056,23 +1850,34 @@
       <w:tr>
         <w:tc>
           <w:tcPr>
-            <w:tcW w:type="dxa" w:w="4320"/>
+            <w:tcW w:type="dxa" w:w="2880"/>
           </w:tcPr>
           <w:p>
             <w:r/>
             <w:r>
-              <w:t>R5 Afhankelijkheid kennispartners voor gereedschapskist (Zorginstituut, GGD GHOR NL, SWN, Trimbos, RIVM, Movisie, NJi)</w:t>
+              <w:t>Beperkte uitvoeringscapaciteit</w:t>
             </w:r>
           </w:p>
         </w:tc>
         <w:tc>
           <w:tcPr>
-            <w:tcW w:type="dxa" w:w="4320"/>
+            <w:tcW w:type="dxa" w:w="2880"/>
           </w:tcPr>
           <w:p>
             <w:r/>
             <w:r>
-              <w:t>Periodiek meelezen via GGD Flevoland; actieve inbreng Almeerse praktijk; fallback naar reeds onderbouwde basisfunctionaliteiten bij vertraging.</w:t>
+              <w:t>Te brede agenda en te weinig realisatiekracht</w:t>
+            </w:r>
+          </w:p>
+        </w:tc>
+        <w:tc>
+          <w:tcPr>
+            <w:tcW w:type="dxa" w:w="2880"/>
+          </w:tcPr>
+          <w:p>
+            <w:r/>
+            <w:r>
+              <w:t>Prioriteren en faseren, met focus op 2026-besluiten en 2027-2028-uitvoering</w:t>
             </w:r>
           </w:p>
         </w:tc>
@@ -1080,71 +1885,34 @@
       <w:tr>
         <w:tc>
           <w:tcPr>
-            <w:tcW w:type="dxa" w:w="4320"/>
+            <w:tcW w:type="dxa" w:w="2880"/>
           </w:tcPr>
           <w:p>
             <w:r/>
             <w:r>
-              <w:t>R6 D7-ggz-doelstelling (1-1-2027, 70% psychiater-participatie) niet gehaald</w:t>
+              <w:t>Reviewpunten in de dataset</w:t>
             </w:r>
           </w:p>
         </w:tc>
         <w:tc>
           <w:tcPr>
-            <w:tcW w:type="dxa" w:w="4320"/>
+            <w:tcW w:type="dxa" w:w="2880"/>
           </w:tcPr>
           <w:p>
             <w:r/>
             <w:r>
-              <w:t>Primair bij zorgverzekeraar en ggz-sector; Almere monitort en agendeert bij BO IZA/AZWA en bij regionale tafels.</w:t>
-            </w:r>
-          </w:p>
-        </w:tc>
-      </w:tr>
-      <w:tr>
-        <w:tc>
-          <w:tcPr>
-            <w:tcW w:type="dxa" w:w="4320"/>
-          </w:tcPr>
-          <w:p>
-            <w:r/>
-            <w:r>
-              <w:t>R7 Administratieve lasten stapelen</w:t>
+              <w:t>Risico op overschatting van lokale zekerheid</w:t>
             </w:r>
           </w:p>
         </w:tc>
         <w:tc>
           <w:tcPr>
-            <w:tcW w:type="dxa" w:w="4320"/>
+            <w:tcW w:type="dxa" w:w="2880"/>
           </w:tcPr>
           <w:p>
             <w:r/>
             <w:r>
-              <w:t>Aansluiten bij bestaande verantwoording (p63, p102); monitoringafspraken vanuit wederzijds vertrouwen.</w:t>
-            </w:r>
-          </w:p>
-        </w:tc>
-      </w:tr>
-      <w:tr>
-        <w:tc>
-          <w:tcPr>
-            <w:tcW w:type="dxa" w:w="4320"/>
-          </w:tcPr>
-          <w:p>
-            <w:r/>
-            <w:r>
-              <w:t>R8 Onduidelijkheid rond wetgevingstraject gezondheidstaken gemeenten</w:t>
-            </w:r>
-          </w:p>
-        </w:tc>
-        <w:tc>
-          <w:tcPr>
-            <w:tcW w:type="dxa" w:w="4320"/>
-          </w:tcPr>
-          <w:p>
-            <w:r/>
-            <w:r>
-              <w:t>Volgen VWS-inventarisatie (p66); voorlopig handelen binnen bestaande wettelijke kaders.</w:t>
+              <w:t>Alleen harde basis als feit gebruiken; open punten als keuze, risico of afhankelijkheid formuleren</w:t>
             </w:r>
           </w:p>
         </w:tc>
@@ -1153,50 +1921,7 @@
     <w:p/>
     <w:p>
       <w:r>
-        <w:rPr>
-          <w:b/>
-        </w:rPr>
-        <w:t>Randvoorwaarden</w:t>
-      </w:r>
-    </w:p>
-    <w:p>
-      <w:pPr>
-        <w:pStyle w:val="ListBullet"/>
-      </w:pPr>
-      <w:r>
-        <w:t>Tijdige beschikbaarheid landelijk kader (Q4 2025) en basisinfrastructuur-afspraken (Q1 2026).</w:t>
-      </w:r>
-    </w:p>
-    <w:p>
-      <w:pPr>
-        <w:pStyle w:val="ListBullet"/>
-      </w:pPr>
-      <w:r>
-        <w:t>Beschikbaarheid en toegankelijkheid landelijke gereedschapskist voor Almere.</w:t>
-      </w:r>
-    </w:p>
-    <w:p>
-      <w:pPr>
-        <w:pStyle w:val="ListBullet"/>
-      </w:pPr>
-      <w:r>
-        <w:t>Helderheid over financieringsvorm (SPUK, decentralisatie-uitkering of anders) en meicirculaire-verwerking.</w:t>
-      </w:r>
-    </w:p>
-    <w:p>
-      <w:pPr>
-        <w:pStyle w:val="ListBullet"/>
-      </w:pPr>
-      <w:r>
-        <w:t>Bestuurlijk commitment van regio-partners (mandaatgemeente, GGD Flevoland, zorgverzekeraars).</w:t>
-      </w:r>
-    </w:p>
-    <w:p>
-      <w:pPr>
-        <w:pStyle w:val="ListBullet"/>
-      </w:pPr>
-      <w:r>
-        <w:t>Bestaande aanbieders in Almere hebben voldoende uitvoeringscapaciteit.</w:t>
+        <w:t>Randvoorwaarden zijn bestuurlijke prioriteit in 2026, voldoende ambtelijke trekkracht, regionale medewerking en tijdige financiele vertaling via de meicirculaire.</w:t>
       </w:r>
     </w:p>
     <w:p>
@@ -1209,45 +1934,7 @@
     </w:p>
     <w:p>
       <w:r>
-        <w:rPr>
-          <w:b/>
-        </w:rPr>
-        <w:t>Drie niveaus</w:t>
-      </w:r>
-      <w:r>
-        <w:t xml:space="preserve"> conform Bijlage D5 (p104):</w:t>
-      </w:r>
-    </w:p>
-    <w:p>
-      <w:pPr>
-        <w:pStyle w:val="ListNumber"/>
-      </w:pPr>
-      <w:r>
-        <w:t>Worden de afspraken uitgevoerd zoals beoogd?</w:t>
-      </w:r>
-    </w:p>
-    <w:p>
-      <w:pPr>
-        <w:pStyle w:val="ListNumber"/>
-      </w:pPr>
-      <w:r>
-        <w:t>(Kosten)effectiviteit van interventies en evaluatie van de basisfunctionaliteiten.</w:t>
-      </w:r>
-    </w:p>
-    <w:p>
-      <w:pPr>
-        <w:pStyle w:val="ListNumber"/>
-      </w:pPr>
-      <w:r>
-        <w:t>Werking van het mechanisme zelf (het samenspel tussen landelijk kader, regionale uitvoering en lokale implementatie).</w:t>
-      </w:r>
-    </w:p>
-    <w:p>
-      <w:r>
-        <w:rPr>
-          <w:b/>
-        </w:rPr>
-        <w:t>Almeerse inrichting</w:t>
+        <w:t>Monitoring moet niet alleen verantwoorden, maar ook bestuurlijk leren mogelijk maken. Daarom wordt een compacte set van indicatoren voorgesteld langs vier lijnen:</w:t>
       </w:r>
     </w:p>
     <w:p>
@@ -1255,7 +1942,7 @@
         <w:pStyle w:val="ListBullet"/>
       </w:pPr>
       <w:r>
-        <w:t>Aansluiten bij bestaande gegevensbronnen (Sociale Staat van Almere, CBS, GGD-monitors, Nivel-data, NZa-data) en reguliere verantwoording aan de gemeenteraad (p63, p102).</w:t>
+        <w:t>governance: zijn eigenaarschap, rolverdeling en besluitritme expliciet en werkbaar;</w:t>
       </w:r>
     </w:p>
     <w:p>
@@ -1263,7 +1950,7 @@
         <w:pStyle w:val="ListBullet"/>
       </w:pPr>
       <w:r>
-        <w:t>Jaarlijkse Almeerse voortgangsrapportage AZWA-D5/D6/D7 aan college en raad.</w:t>
+        <w:t>uitvoering: zijn D5-keuzes en D6-structuur aantoonbaar vertaald in acties en samenwerking;</w:t>
       </w:r>
     </w:p>
     <w:p>
@@ -1271,7 +1958,7 @@
         <w:pStyle w:val="ListBullet"/>
       </w:pPr>
       <w:r>
-        <w:t>Tussentijdse herijking basisfunctionaliteiten in 2028 op basis van (boven)lokale monitoring (p62).</w:t>
+        <w:t>bereik en toegankelijkheid: is zichtbaar wat inwoners, professionals en partners hiervan merken;</w:t>
       </w:r>
     </w:p>
     <w:p>
@@ -1279,15 +1966,12 @@
         <w:pStyle w:val="ListBullet"/>
       </w:pPr>
       <w:r>
-        <w:t>Meelezen van de werkagenda rijksoverheidspartijen (p105) voor governance-bijsturing.</w:t>
+        <w:t>middelen en leren: sluiten bestedingen, voortgang en regionale en landelijke reviews op elkaar aan.</w:t>
       </w:r>
     </w:p>
     <w:p>
-      <w:pPr>
-        <w:pStyle w:val="ListBullet"/>
-      </w:pPr>
       <w:r>
-        <w:t>Wederkerigheidstoets: wat leveren zorg en sociaal domein wederzijds (p101)?</w:t>
+        <w:t>De reviewfrequentie is halfjaarlijks, met een zwaardere bestuurlijke herijking in 2028. De monitor sluit aan op bestaande Flevolandse en Almeerse informatiebronnen en blijft zo licht mogelijk.</w:t>
       </w:r>
     </w:p>
     <w:p>
@@ -1300,10 +1984,15 @@
     </w:p>
     <w:p>
       <w:r>
+        <w:t>Communicatie en participatie worden niet als sluitstuk gezien maar als randvoorwaarde voor uitvoering.</w:t>
+      </w:r>
+    </w:p>
+    <w:p>
+      <w:r>
         <w:rPr>
           <w:b/>
         </w:rPr>
-        <w:t>Publicatie en transparantie</w:t>
+        <w:t>Doelgroepen</w:t>
       </w:r>
     </w:p>
     <w:p>
@@ -1311,7 +2000,7 @@
         <w:pStyle w:val="ListBullet"/>
       </w:pPr>
       <w:r>
-        <w:t>Lokale AZWA-positie op raadvanalmere.nl en de informatiepagina sociaal domein uiterlijk Q1 2026.</w:t>
+        <w:t>bestuur en raad;</w:t>
       </w:r>
     </w:p>
     <w:p>
@@ -1319,7 +2008,23 @@
         <w:pStyle w:val="ListBullet"/>
       </w:pPr>
       <w:r>
-        <w:t>Jaarlijks inwonergericht bericht over voortgang D5/D6.</w:t>
+        <w:t>regionale partners en uitvoerders;</w:t>
+      </w:r>
+    </w:p>
+    <w:p>
+      <w:pPr>
+        <w:pStyle w:val="ListBullet"/>
+      </w:pPr>
+      <w:r>
+        <w:t>inwoners en wijknetwerken;</w:t>
+      </w:r>
+    </w:p>
+    <w:p>
+      <w:pPr>
+        <w:pStyle w:val="ListBullet"/>
+      </w:pPr>
+      <w:r>
+        <w:t>lopende programma's zoals Positief Gezond Almere.</w:t>
       </w:r>
     </w:p>
     <w:p>
@@ -1327,7 +2032,7 @@
         <w:rPr>
           <w:b/>
         </w:rPr>
-        <w:t>Participatie</w:t>
+        <w:t>Lijn</w:t>
       </w:r>
     </w:p>
     <w:p>
@@ -1335,7 +2040,7 @@
         <w:pStyle w:val="ListBullet"/>
       </w:pPr>
       <w:r>
-        <w:t>Bestaande wijk- en regionale overleggen met sociaal werk, huisartsen, wijkverpleging, ggz, jeugdhulp, welzijnsorganisaties, onderwijs, sport en vrijwilligersnetwerken; niet apart inrichten.</w:t>
+        <w:t>maak keuzes zichtbaar in gewone taal;</w:t>
       </w:r>
     </w:p>
     <w:p>
@@ -1343,7 +2048,7 @@
         <w:pStyle w:val="ListBullet"/>
       </w:pPr>
       <w:r>
-        <w:t>Expliciete ondersteuning van burgerinitiatieven, ook in de zorg-sociaal-verbinding (p64).</w:t>
+        <w:t>gebruik bestaande overleggen en netwerken in plaats van nieuwe tafels;</w:t>
       </w:r>
     </w:p>
     <w:p>
@@ -1351,18 +2056,15 @@
         <w:pStyle w:val="ListBullet"/>
       </w:pPr>
       <w:r>
-        <w:t>Gebruik van bestaande coalities (o.a. Lokale coalities Kansrijke Start, Gezonde School-netwerk, buursportcoaches) als gesprekspartners.</w:t>
+        <w:t>organiseer terugkoppeling op keuzes, voortgang en leerpunten;</w:t>
       </w:r>
     </w:p>
     <w:p>
+      <w:pPr>
+        <w:pStyle w:val="ListBullet"/>
+      </w:pPr>
       <w:r>
-        <w:rPr>
-          <w:b/>
-        </w:rPr>
-        <w:t>Inwonerondersteuning</w:t>
-      </w:r>
-      <w:r>
-        <w:t>: via lokale teams als herkenbaar aanspreekpunt voor volwassenen en jeugd (p66).</w:t>
+        <w:t>laat steeds zien wat lokaal is besloten, wat regionaal loopt en wat landelijk nog in ontwikkeling is.</w:t>
       </w:r>
     </w:p>
     <w:p>
@@ -1374,101 +2076,45 @@
       </w:r>
     </w:p>
     <w:p>
-      <w:pPr>
-        <w:pStyle w:val="ListBullet"/>
-      </w:pPr>
       <w:r>
-        <w:rPr>
-          <w:b/>
-        </w:rPr>
-        <w:t>Q4 2025</w:t>
-      </w:r>
-      <w:r>
-        <w:t>: Collegebesluit over Almeerse uitgangspunten en trekkers WP1-WP6 zodra landelijk kader is vastgesteld.</w:t>
+        <w:t>Voor 2026 zijn vier formele beslismomenten logisch:</w:t>
       </w:r>
     </w:p>
     <w:p>
       <w:pPr>
-        <w:pStyle w:val="ListBullet"/>
+        <w:pStyle w:val="ListNumber"/>
       </w:pPr>
       <w:r>
-        <w:rPr>
-          <w:b/>
-        </w:rPr>
-        <w:t>Q1 2026</w:t>
-      </w:r>
-      <w:r>
-        <w:t>: Raadinformatiebrief met doorvertaling Q1 2026 afspraken basisinfrastructuur D6 en ontwikkelagenda 1.</w:t>
+        <w:t>Mei-juni 2026: keuze over prioritering van D5-interventies en de contouren van het D6-regiemodel.</w:t>
       </w:r>
     </w:p>
     <w:p>
       <w:pPr>
-        <w:pStyle w:val="ListBullet"/>
+        <w:pStyle w:val="ListNumber"/>
       </w:pPr>
       <w:r>
-        <w:rPr>
-          <w:b/>
-        </w:rPr>
-        <w:t>Q2 2026</w:t>
-      </w:r>
-      <w:r>
-        <w:t>: Raadinformatiebrief bij meicirculaire 2026 over D5-/D6-aandeel voor begroting 2027.</w:t>
+        <w:t>Juni-juli 2026: keuze over middelenverdeling op basis van de meicirculaire 2026.</w:t>
       </w:r>
     </w:p>
     <w:p>
       <w:pPr>
-        <w:pStyle w:val="ListBullet"/>
+        <w:pStyle w:val="ListNumber"/>
       </w:pPr>
       <w:r>
-        <w:rPr>
-          <w:b/>
-        </w:rPr>
-        <w:t>September 2026</w:t>
-      </w:r>
-      <w:r>
-        <w:t>: Collegebesluit bij oplevering regionaal aanvullend plan.</w:t>
+        <w:t>Augustus-september 2026: keuze over regionale rolverdeling, digitale aansluiting en Almeerse inbreng.</w:t>
       </w:r>
     </w:p>
     <w:p>
       <w:pPr>
-        <w:pStyle w:val="ListBullet"/>
+        <w:pStyle w:val="ListNumber"/>
       </w:pPr>
       <w:r>
-        <w:rPr>
-          <w:b/>
-        </w:rPr>
-        <w:t>Begin 2027</w:t>
-      </w:r>
-      <w:r>
-        <w:t>: Raadsevaluatie na landelijke tussentijdse evaluatie; eerste D7-voortgang.</w:t>
+        <w:t>Q4 2026: vaststelling van het uitvoeringsplan 2027-2028, inclusief KPI's, eigenaarschap en rapportagecyclus.</w:t>
       </w:r>
     </w:p>
     <w:p>
-      <w:pPr>
-        <w:pStyle w:val="ListBullet"/>
-      </w:pPr>
       <w:r>
-        <w:rPr>
-          <w:b/>
-        </w:rPr>
-        <w:t>2028</w:t>
-      </w:r>
-      <w:r>
-        <w:t>: Collegebesluit bij periodieke herijking basisfunctionaliteiten.</w:t>
-      </w:r>
-    </w:p>
-    <w:p>
-      <w:pPr>
-        <w:pStyle w:val="ListBullet"/>
-      </w:pPr>
-      <w:r>
-        <w:rPr>
-          <w:b/>
-        </w:rPr>
-        <w:t>Doorlopend</w:t>
-      </w:r>
-      <w:r>
-        <w:t>: indien nieuwe SPUK: expliciet kabinetsbesluit afwachten en pas dan lokale inzet vastleggen (p63).</w:t>
+        <w:t>Daarna verschuift het zwaartepunt naar uitvoering, halfjaarlijkse reviews en herijking in 2028.</w:t>
       </w:r>
     </w:p>
     <w:p>
@@ -1480,17 +2126,8 @@
       </w:r>
     </w:p>
     <w:p>
-      <w:pPr>
-        <w:pStyle w:val="ListBullet"/>
-      </w:pPr>
       <w:r>
-        <w:rPr>
-          <w:b/>
-        </w:rPr>
-        <w:t>Gemeenteraad Almere</w:t>
-      </w:r>
-      <w:r>
-        <w:t xml:space="preserve"> via de reguliere P&amp;C-cyclus, jaarlijkse AZWA-voortgangsrapportage en raadinformatiebrieven bij mijlpalen.</w:t>
+        <w:t>Datatoets 22 april 2026: de rapporten zijn gecontroleerd tegen `site_almere_view.json`, `almere_current_view.json` en `qc_report.json`. De QC-rapportage laat 0 blocking issues, 0 warnings en 26 reviewpunten zien. De gebruikte aanpak is daarom bewust bronkritisch:</w:t>
       </w:r>
     </w:p>
     <w:p>
@@ -1498,13 +2135,7 @@
         <w:pStyle w:val="ListBullet"/>
       </w:pPr>
       <w:r>
-        <w:rPr>
-          <w:b/>
-        </w:rPr>
-        <w:t>Regionaal</w:t>
-      </w:r>
-      <w:r>
-        <w:t xml:space="preserve"> via de mandaatgemeente, het aangevuld regioplan en de monitoringafspraken daarop.</w:t>
+        <w:t>harde landelijke basis en expliciete Almere-beelden zijn als feit gebruikt;</w:t>
       </w:r>
     </w:p>
     <w:p>
@@ -1512,13 +2143,7 @@
         <w:pStyle w:val="ListBullet"/>
       </w:pPr>
       <w:r>
-        <w:rPr>
-          <w:b/>
-        </w:rPr>
-        <w:t>Landelijk</w:t>
-      </w:r>
-      <w:r>
-        <w:t xml:space="preserve"> via de monitoringstructuur onder BO IZA/AZWA, zoveel mogelijk aansluitend bij bestaande gegevensbronnen en zonder extra administratieve lasten (p63, p102).</w:t>
+        <w:t>lokale onderwerpen met `needs_human_review` of bestuurlijke keuzevragen zijn niet als vastgesteld beleid gepresenteerd;</w:t>
       </w:r>
     </w:p>
     <w:p>
@@ -1526,27 +2151,12 @@
         <w:pStyle w:val="ListBullet"/>
       </w:pPr>
       <w:r>
-        <w:rPr>
-          <w:b/>
-        </w:rPr>
-        <w:t>Wederkerige aanspreekbaarheid</w:t>
-      </w:r>
-      <w:r>
-        <w:t xml:space="preserve"> (p101): gemeente, zorgverzekeraars en aanbieders leggen elkaar verantwoording af over uitvoering van de afspraken.</w:t>
+        <w:t>lokale hiaten uit de Almere-view zijn rechtstreeks vertaald naar werkpakketten, planning en besluiten.</w:t>
       </w:r>
     </w:p>
     <w:p>
-      <w:pPr>
-        <w:pStyle w:val="ListBullet"/>
-      </w:pPr>
       <w:r>
-        <w:rPr>
-          <w:b/>
-        </w:rPr>
-        <w:t>Bestuurlijk instrumentarium</w:t>
-      </w:r>
-      <w:r>
-        <w:t xml:space="preserve"> voor als afspraken onvoldoende worden uitgevoerd: partijen aanspreken op de manier waarop zij afspraken uitvoeren, of afspraken herijken (p101, p103).</w:t>
+        <w:t>Deze werkwijze maakt het plan bruikbaar voor sturing, zonder de dataset meer zekerheid toe te schrijven dan zij op 22 april 2026 daadwerkelijk biedt.</w:t>
       </w:r>
     </w:p>
     <w:p>
@@ -1558,11 +2168,11 @@
       </w:r>
     </w:p>
     <w:p>
+      <w:pPr>
+        <w:pStyle w:val="ListBullet"/>
+      </w:pPr>
       <w:r>
-        <w:rPr>
-          <w:b/>
-        </w:rPr>
-        <w:t>A. Bronverwijzing AZWA</w:t>
+        <w:t>Bijlage A: bronoverzicht met peildatum 2026-04-22.</w:t>
       </w:r>
     </w:p>
     <w:p>
@@ -1570,7 +2180,7 @@
         <w:pStyle w:val="ListBullet"/>
       </w:pPr>
       <w:r>
-        <w:t>p60: D5 inleiding, samenvatting en basisfunctionaliteiten onderbouwd; Tabel 1 overzicht p61.</w:t>
+        <w:t>Bijlage B: overzicht huidige Almere-documenten en hun bijdrage aan de analyse.</w:t>
       </w:r>
     </w:p>
     <w:p>
@@ -1578,7 +2188,7 @@
         <w:pStyle w:val="ListBullet"/>
       </w:pPr>
       <w:r>
-        <w:t>p62-63: D5 mechanisme, doorbraakmiddelen €100 mln 2027 en 2028, financieringsvorm, wederkerigheid, noot 33 over gemeenten als aanvrager.</w:t>
+        <w:t>Bijlage C: lokale gaps, keuzevragen en externe afhankelijkheden uit de Almere-view.</w:t>
       </w:r>
     </w:p>
     <w:p>
@@ -1586,7 +2196,7 @@
         <w:pStyle w:val="ListBullet"/>
       </w:pPr>
       <w:r>
-        <w:t>p64-65: D6 inleiding, samenvatting, tabellen basisinfrastructuur, samenwerking sociaal domein en (eerstelijns)zorgdomein.</w:t>
+        <w:t>Bijlage D: werkpakketten, planning en beslismomenten 2026-2030.</w:t>
       </w:r>
     </w:p>
     <w:p>
@@ -1594,183 +2204,7 @@
         <w:pStyle w:val="ListBullet"/>
       </w:pPr>
       <w:r>
-        <w:t>p66-67: D7 ANW- en crisisdiensten, 1-1-2027-doelstelling, 70% psychiater-participatie.</w:t>
-      </w:r>
-    </w:p>
-    <w:p>
-      <w:pPr>
-        <w:pStyle w:val="ListBullet"/>
-      </w:pPr>
-      <w:r>
-        <w:t>p100-104: Bijlage D5, met mechanisme op hoofdlijnen, wederkerigheid, aanspreekbaarheid, definitie basisfunctionaliteit, gereedschapskist, ontwikkelagenda, monitoring en governance.</w:t>
-      </w:r>
-    </w:p>
-    <w:p>
-      <w:r>
-        <w:rPr>
-          <w:b/>
-        </w:rPr>
-        <w:t>B. Basisfunctionaliteiten en D6-basisinfrastructuur: overzicht</w:t>
-      </w:r>
-    </w:p>
-    <w:p>
-      <w:pPr>
-        <w:pStyle w:val="ListBullet"/>
-      </w:pPr>
-      <w:r>
-        <w:t>Onderbouwd (D5 kolom 1, Tabel 1 p61): EPA-steunpunten en Sociaal Verwijzen (mentale gezondheid); Valpreventie (vitaal ouder worden); Ketenaanpak overgewicht en obesitas volwassenen (GLI, gezonde leefstijl); Kansrijke start, integrale gezinspoli en Nu Niet Zwanger (kansrijk opgroeien).</w:t>
-      </w:r>
-    </w:p>
-    <w:p>
-      <w:pPr>
-        <w:pStyle w:val="ListBullet"/>
-      </w:pPr>
-      <w:r>
-        <w:t>Ontwikkelagenda 1 (Q1 2026): Mentale Gezondheidsnetwerken/Verkennend Gesprek, Ketenaanpak dementie incl. preventie, Ketenaanpak overgewicht kinderen, Rookvrije start, Multiproblematiek aanpak (NPLV).</w:t>
-      </w:r>
-    </w:p>
-    <w:p>
-      <w:pPr>
-        <w:pStyle w:val="ListBullet"/>
-      </w:pPr>
-      <w:r>
-        <w:t>Ontwikkelagenda 2 (langere termijn): eenzaamheid, wachttijd ondersteuning, lotgenotengroepen, toeleiden naar werk, verslavingspreventie, nicotinevrij, samenwerking ziekenhuis × gemeenten, seksuele gezondheid, middelengebruik, mentale gezondheid jeugd, stevig ouderschap, gokken/gamen, multiproblematiek aanpak, verhogen vaccinatiegraad, aanpak armoede en schulden.</w:t>
-      </w:r>
-    </w:p>
-    <w:p>
-      <w:pPr>
-        <w:pStyle w:val="ListBullet"/>
-      </w:pPr>
-      <w:r>
-        <w:t>D6-basisinfrastructuur (tabellen p64): Inloopvoorzieningen sociaal en gezond (buurt en ziekenhuis, incl. gezondheidsloketten); (Mentale) gezonde school met gezonde-school-adviseur via GGD en school-brede interventies; Lokale teams (versterking verbinding eerste lijn, jgz en andere werken); Regionale coördinatie (regioplan/regiobeeld, regionale kennis- en adviesfunctie GGD, coördinatie planvorming en ketenaanpakken); Lokale coalities Kansrijke Start; Buursportcoaches; Suïcidepreventie; Middelen SPUK IZA.</w:t>
-      </w:r>
-    </w:p>
-    <w:p>
-      <w:r>
-        <w:rPr>
-          <w:b/>
-        </w:rPr>
-        <w:t>C. Landelijke mijlpalen</w:t>
-      </w:r>
-    </w:p>
-    <w:p>
-      <w:pPr>
-        <w:pStyle w:val="ListBullet"/>
-      </w:pPr>
-      <w:r>
-        <w:t>Najaar 2025: landelijke scan regio-beschikbaarheid basisfunctionaliteiten.</w:t>
-      </w:r>
-    </w:p>
-    <w:p>
-      <w:pPr>
-        <w:pStyle w:val="ListBullet"/>
-      </w:pPr>
-      <w:r>
-        <w:t>Q4 2025: landelijk kader vastgesteld in BO IZA/AZWA.</w:t>
-      </w:r>
-    </w:p>
-    <w:p>
-      <w:pPr>
-        <w:pStyle w:val="ListBullet"/>
-      </w:pPr>
-      <w:r>
-        <w:t>Q1 2026: afspraken basisinfrastructuur D6; prioritering ontwikkelagenda 1; regionale regie ketenaanpakken.</w:t>
-      </w:r>
-    </w:p>
-    <w:p>
-      <w:pPr>
-        <w:pStyle w:val="ListBullet"/>
-      </w:pPr>
-      <w:r>
-        <w:t>Eind september 2026: regionale aanvullende plannen opgeleverd.</w:t>
-      </w:r>
-    </w:p>
-    <w:p>
-      <w:pPr>
-        <w:pStyle w:val="ListBullet"/>
-      </w:pPr>
-      <w:r>
-        <w:t>1 januari 2027: robuuste continuïteit ANW/crisisdiensten ggz.</w:t>
-      </w:r>
-    </w:p>
-    <w:p>
-      <w:pPr>
-        <w:pStyle w:val="ListBullet"/>
-      </w:pPr>
-      <w:r>
-        <w:t>2027 en 2028: doorbraakmiddelen landelijk €100 mln per jaar via Zvw-aanbieder.</w:t>
-      </w:r>
-    </w:p>
-    <w:p>
-      <w:pPr>
-        <w:pStyle w:val="ListBullet"/>
-      </w:pPr>
-      <w:r>
-        <w:t>Q4 2028: lokale teams aangesloten binnen hechte wijkverbanden.</w:t>
-      </w:r>
-    </w:p>
-    <w:p>
-      <w:pPr>
-        <w:pStyle w:val="ListBullet"/>
-      </w:pPr>
-      <w:r>
-        <w:t>2028: periodieke update basisfunctionaliteiten.</w:t>
-      </w:r>
-    </w:p>
-    <w:p>
-      <w:pPr>
-        <w:pStyle w:val="ListBullet"/>
-      </w:pPr>
-      <w:r>
-        <w:t>2030: landelijke dekking basisfunctionaliteiten.</w:t>
-      </w:r>
-    </w:p>
-    <w:p>
-      <w:r>
-        <w:rPr>
-          <w:b/>
-        </w:rPr>
-        <w:t>D. Leeswijzer Bijlage D5 (p100-104)</w:t>
-      </w:r>
-    </w:p>
-    <w:p>
-      <w:pPr>
-        <w:pStyle w:val="ListBullet"/>
-      </w:pPr>
-      <w:r>
-        <w:t>Mechanisme op hoofdlijnen (p101): landelijk "wat", lokaal "hoe"; wederkerigheid; aanspreekbaarheid.</w:t>
-      </w:r>
-    </w:p>
-    <w:p>
-      <w:pPr>
-        <w:pStyle w:val="ListBullet"/>
-      </w:pPr>
-      <w:r>
-        <w:t>Definitie basisfunctionaliteit (p102): leefgebieden, wederkerige samenwerking, ontlasten zorg, helder omschreven rollen.</w:t>
-      </w:r>
-    </w:p>
-    <w:p>
-      <w:pPr>
-        <w:pStyle w:val="ListBullet"/>
-      </w:pPr>
-      <w:r>
-        <w:t>Gereedschapskist (p102-103): criteria, ontwikkeling, beheer (ZN, VNG, VWS met kennispartners).</w:t>
-      </w:r>
-    </w:p>
-    <w:p>
-      <w:pPr>
-        <w:pStyle w:val="ListBullet"/>
-      </w:pPr>
-      <w:r>
-        <w:t>Ontwikkelagenda (p103-104): samenstelling, uitwerking, toetsing aan criteria.</w:t>
-      </w:r>
-    </w:p>
-    <w:p>
-      <w:pPr>
-        <w:pStyle w:val="ListBullet"/>
-      </w:pPr>
-      <w:r>
-        <w:t>Monitoring en governance (p104): drie niveaus; trekkers VNG, ZN en VWS binnen BO IZA/AZWA.</w:t>
+        <w:t>Bijlage E: datatoets en QC-samenvatting.</w:t>
       </w:r>
     </w:p>
     <w:sectPr>
